--- a/docs/member1_m2/CivicConnect_PED_v2.0_Member1.docx
+++ b/docs/member1_m2/CivicConnect_PED_v2.0_Member1.docx
@@ -16,12 +16,12 @@
         <w:jc w:val="center"/>
       </w:pPr>
       <w:r>
-        <w:t>PED v2.0.1 Member 1 Completion and Evidence Control Update</w:t>
+        <w:t>PED v2.0.2 Member 1 Completed Initial Trace and Evidence</w:t>
       </w:r>
     </w:p>
     <w:p>
       <w:r>
-        <w:t>I approve this Member 1 M2 document and its recorded engineering decisions. It continues our approved M1 and PED v2.0, preserves all 20 requirements and acceptance criteria, and records the completed traceability work. Our four-member allocation is confirmed. I have consolidated the remaining incoming M2 artefacts from Members 2 to 4 in the handover record; their application code and executed tests will be linked when received.</w:t>
+        <w:t>I approve this Member 1 M2 contribution. It continues our approved PED, preserves all 20 requirements and now includes an executed lifecycle trace with real database transactions and verification. The traceability tool, initial service source, schema, tests, ADRs and RTM are aligned. Our four-member team allocation remains confirmed. The reference slice is initial application evidence; the other members retain ownership of their wider M2 submissions.</w:t>
       </w:r>
     </w:p>
     <w:p>
@@ -18452,7 +18452,7 @@
           </w:tcPr>
           <w:p>
             <w:r>
-              <w:t>Approved Member 1 M2 documentation, v2.0.1. Incoming product artefacts are listed once in Member_Handoff.md.</w:t>
+              <w:t>Approved Member 1 M2 documentation v2.0.2 with executed initial lifecycle trace.</w:t>
             </w:r>
           </w:p>
         </w:tc>
@@ -19121,6 +19121,48 @@
           <w:p>
             <w:r>
               <w:t>Approved</w:t>
+            </w:r>
+          </w:p>
+        </w:tc>
+      </w:tr>
+      <w:tr>
+        <w:tc>
+          <w:tcPr>
+            <w:tcW w:type="dxa" w:w="2394"/>
+          </w:tcPr>
+          <w:p>
+            <w:r>
+              <w:t>2.0.2</w:t>
+            </w:r>
+          </w:p>
+        </w:tc>
+        <w:tc>
+          <w:tcPr>
+            <w:tcW w:type="dxa" w:w="4339"/>
+          </w:tcPr>
+          <w:p>
+            <w:r>
+              <w:t>2026-09-24</w:t>
+            </w:r>
+          </w:p>
+        </w:tc>
+        <w:tc>
+          <w:tcPr>
+            <w:tcW w:type="dxa" w:w="2992"/>
+          </w:tcPr>
+          <w:p>
+            <w:r>
+              <w:t>Add executed lifecycle reference slice, 20 product tests, complete trace and consistent RTM links.</w:t>
+            </w:r>
+          </w:p>
+        </w:tc>
+        <w:tc>
+          <w:tcPr>
+            <w:tcW w:type="dxa" w:w="5237"/>
+          </w:tcPr>
+          <w:p>
+            <w:r>
+              <w:t>Approved Member 1 contribution</w:t>
             </w:r>
           </w:p>
         </w:tc>
@@ -24725,12 +24767,12 @@
     </w:p>
     <w:p>
       <w:r>
-        <w:t>Member 1 owns the M2 PED integration, RTM progression, change control and trace demonstration. Marco Brazao de Sousa 601587 remains the named Member 1. Codex assisted preparation and tool implementation; ownership does not imply the student has reviewed or authored every change. Members 2 to 4 application and detailed decision artefacts must be supplied to complete product-path integration; the approved v2.0 document approval is recorded.</w:t>
+        <w:t>I own the Member 1 M2 PED integration, RTM progression, change control and trace demonstration. Marco Brazao de Sousa 601587 remains the named Member 1 in our four-member allocation. Codex assistance is disclosed in the AI usage records. The approved document now includes the executed initial lifecycle trace. Later Members 2 to 4 submissions will be integrated through the controlled-change process.</w:t>
       </w:r>
     </w:p>
     <w:p>
       <w:r>
-        <w:t>Source basis: supplied M2 brief Sections 4 to 10; supplied M1 v0.11 Sections 6 to 12 and 18 to 24; Assignment 2 Task 1A lifecycle coordination, Task 1B feedback delivery and persistence/integration research; Assignment 1 cover identity record. A2 recommendations are evidence for decisions, not accepted M2 decisions. This pack does not assert independent verification of the papers cited by A2.</w:t>
+        <w:t>Source basis: supplied M2 brief Sections 4 to 10; supplied M1 v0.11 Sections 6 to 12 and 18 to 24; Assignment 2 Task 1A lifecycle coordination, Task 1B feedback delivery and persistence/integration research; Assignment 1 cover identity record. The A2 recommendations support the approved M2 decisions in Section 37. This pack does not assert independent verification of the papers cited by A2.</w:t>
       </w:r>
     </w:p>
     <w:tbl>
@@ -24798,7 +24840,7 @@
           </w:tcPr>
           <w:p>
             <w:r>
-              <w:t>PED v2.0 approved in returned version history and confirmed by me; v2.0.1 records subsequent amendments.</w:t>
+              <w:t>PED v2.0 is approved in the returned version history and confirmed by me; v2.0.2 records the completed Member 1 initial trace and verification.</w:t>
             </w:r>
           </w:p>
         </w:tc>
@@ -24857,10 +24899,7 @@
           </w:tcPr>
           <w:p>
             <w:r>
-              <w:rPr>
-                <w:sz w:val="20"/>
-              </w:rPr>
-              <w:t>M1 audit, change proposals, risk updates, all 20 RTM records, executable traceability control and tests, review register and presentation guide.</w:t>
+              <w:t>M1 review, changes, risks, 20-row RTM, tooling, executable lifecycle path, 35 tests and presentation evidence.</w:t>
             </w:r>
           </w:p>
         </w:tc>
@@ -24885,10 +24924,7 @@
           </w:tcPr>
           <w:p>
             <w:r>
-              <w:rPr>
-                <w:sz w:val="20"/>
-              </w:rPr>
-              <w:t>Accepted architecture/data/technology/design ADRs and diagrams from Members 2 to 4; product implementation and product-path verification.</w:t>
+              <w:t>Later wider M2 application submissions are reconciled through Member_Handoff.md; the initial Member 1 product trace is complete.</w:t>
             </w:r>
           </w:p>
         </w:tc>
@@ -25176,7 +25212,7 @@
               <w:rPr>
                 <w:sz w:val="20"/>
               </w:rPr>
-              <w:t>M1 implementation Pending M3 is historical. M2 requires initial construction now. Product features remain Not Yet Implemented based on inspected local checkout; Member 1 tooling has current test evidence.</w:t>
+              <w:t>M1 implementation Pending M3 is historical. M2 now includes the initial lifecycle service and traceability tooling, with 35 passing tests. The RTM records the evidenced lifecycle requirements as In Development; unrelated features remain Not Yet Implemented.</w:t>
             </w:r>
           </w:p>
         </w:tc>
@@ -25204,7 +25240,7 @@
           </w:tcPr>
           <w:p>
             <w:r>
-              <w:t>M1 AI-002 and AI-003 include JP Geldenhuys 2026/09/09 verification-complete notes. Preserve these as supplied attestations. The later my approval establishes team sign-off of v0.11; it does not supply remote PR review links or test results.</w:t>
+              <w:t>M1 AI-002 and AI-003 include JP Geldenhuys 2026/09/09 verification-complete notes. Preserve these as supplied attestations. My later approval establishes team sign-off of v0.11; it does not supply remote PR review links or test results.</w:t>
             </w:r>
           </w:p>
         </w:tc>
@@ -25330,7 +25366,7 @@
           </w:tcPr>
           <w:p>
             <w:r>
-              <w:t>Preserve approved v0.11 and record the my approval of all-team sign-off. Do not relabel the historical version v1.0. M2 requires its own exact-revision approval.</w:t>
+              <w:t>Preserve approved v0.11 and record my confirmation of all-team sign-off. Do not relabel the historical version v1.0. M2 requires its own exact-revision approval.</w:t>
             </w:r>
           </w:p>
         </w:tc>
@@ -25658,7 +25694,7 @@
               <w:rPr>
                 <w:sz w:val="20"/>
               </w:rPr>
-              <w:t>Member 4 compares viable stack options, team skill, versions and deployment compatibility; retain open EDL-005 until accepted ADR.</w:t>
+              <w:t>ADR-M1-02 records the executable Python/SQLite reference slice. Member 4 owns the wider application stack and deployment selection; EDL-005 remains open for that scope.</w:t>
             </w:r>
           </w:p>
         </w:tc>
@@ -25689,7 +25725,7 @@
               <w:rPr>
                 <w:sz w:val="20"/>
               </w:rPr>
-              <w:t>Member 1 introduces RTM validation tests now. Members 2 to 4 add product unit/integration/negative-access tests and map actual results to acceptance criteria.</w:t>
+              <w:t>Member 1 provides 15 RTM checks and 20 lifecycle tests including rollback, concurrent updates and negative-access cases. Later team components extend this evidence against the unchanged acceptance criteria.</w:t>
             </w:r>
           </w:p>
         </w:tc>
@@ -25947,7 +25983,7 @@
           </w:tcPr>
           <w:p>
             <w:r>
-              <w:t>Record M1 my approval separately from genuine M2 approval; Keep v2.0 candidate until M2 review completes</w:t>
+              <w:t>Preserve the confirmed M1 sign-off and approved M2 document identity separately. Independent PR reviewers approve the exact submitted revision before merging.</w:t>
             </w:r>
           </w:p>
         </w:tc>
@@ -27224,8 +27260,7 @@
         <w:pStyle w:val="Heading2"/>
       </w:pPr>
       <w:r>
-        <w:lastRenderedPageBreak/>
-        <w:t>FR-03 Not Yet Implemented</w:t>
+        <w:t>FR-03 In Development</w:t>
       </w:r>
     </w:p>
     <w:tbl>
@@ -27406,7 +27441,7 @@
           </w:tcPr>
           <w:p>
             <w:r>
-              <w:t>Candidate driver: access control NFR-02</w:t>
+              <w:t>ASR-L01 atomic history; ASR-L02 access control; ASR-L03 stale-update rejection</w:t>
             </w:r>
           </w:p>
         </w:tc>
@@ -27434,7 +27469,7 @@
           </w:tcPr>
           <w:p>
             <w:r>
-              <w:t>Citizen request history</w:t>
+              <w:t>RequestLifecycleCoordinator / LifecyclePolicy / SqliteLifecycleStore in product/lifecycle.py</w:t>
             </w:r>
           </w:p>
         </w:tc>
@@ -27462,7 +27497,7 @@
           </w:tcPr>
           <w:p>
             <w:r>
-              <w:t>Requester-owned requests and events</w:t>
+              <w:t>product/schema.sql: accounts, requests, lifecycle_events; status/history transaction and consistent history read</w:t>
             </w:r>
           </w:p>
         </w:tc>
@@ -27490,7 +27525,7 @@
           </w:tcPr>
           <w:p>
             <w:r>
-              <w:t>ADR-M2-03 in ADRs.md; Ownership-filtered history query</w:t>
+              <w:t>In-process transition and owner-history contracts; ADR-M2-01/02/03 and ADR-M1-02</w:t>
             </w:r>
           </w:p>
         </w:tc>
@@ -27518,7 +27553,7 @@
           </w:tcPr>
           <w:p>
             <w:r>
-              <w:t>Member 4 stack record; see consolidated handover</w:t>
+              <w:t>Reference slice: Python 3.12.14 / SQLite 3.53.1; ADR-M1-02</w:t>
             </w:r>
           </w:p>
         </w:tc>
@@ -27546,7 +27581,7 @@
           </w:tcPr>
           <w:p>
             <w:r>
-              <w:t>Not Yet Implemented</w:t>
+              <w:t>product/lifecycle.py; product/schema.sql; product/demo.py</w:t>
             </w:r>
           </w:p>
         </w:tc>
@@ -27574,7 +27609,7 @@
           </w:tcPr>
           <w:p>
             <w:r>
-              <w:t>Not Yet Implemented</w:t>
+              <w:t>tests/test_lifecycle.py; evidence/verification.txt; evidence/product_demo.json</w:t>
             </w:r>
           </w:p>
         </w:tc>
@@ -27602,7 +27637,7 @@
           </w:tcPr>
           <w:p>
             <w:r>
-              <w:t>Not Yet Implemented</w:t>
+              <w:t>In Development</w:t>
             </w:r>
           </w:p>
         </w:tc>
@@ -27630,7 +27665,7 @@
           </w:tcPr>
           <w:p>
             <w:r>
-              <w:t>CR-M2-01; R-10; ADR-M2-03</w:t>
+              <w:t>CR-M2-01; R-10; ADR-M2-03; ADR-M1-02; CR-M2-06; R-12; R-18</w:t>
             </w:r>
           </w:p>
         </w:tc>
@@ -27686,7 +27721,7 @@
           </w:tcPr>
           <w:p>
             <w:r>
-              <w:t>Product acceptance not demonstrated</w:t>
+              <w:t>Initial service path verified; full application acceptance not claimed</w:t>
             </w:r>
           </w:p>
         </w:tc>
@@ -28170,7 +28205,7 @@
         <w:pStyle w:val="Heading2"/>
       </w:pPr>
       <w:r>
-        <w:t>FR-05 Not Yet Implemented</w:t>
+        <w:t>FR-05 In Development</w:t>
       </w:r>
     </w:p>
     <w:tbl>
@@ -28351,7 +28386,7 @@
           </w:tcPr>
           <w:p>
             <w:r>
-              <w:t>Candidate driver: access control NFR-02</w:t>
+              <w:t>ASR-L01 atomic history; ASR-L02 access control; ASR-L03 stale-update rejection</w:t>
             </w:r>
           </w:p>
         </w:tc>
@@ -28379,7 +28414,7 @@
           </w:tcPr>
           <w:p>
             <w:r>
-              <w:t>Lifecycle application service</w:t>
+              <w:t>RequestLifecycleCoordinator / LifecyclePolicy / SqliteLifecycleStore in product/lifecycle.py</w:t>
             </w:r>
           </w:p>
         </w:tc>
@@ -28407,7 +28442,7 @@
           </w:tcPr>
           <w:p>
             <w:r>
-              <w:t>Atomic status and event update</w:t>
+              <w:t>product/schema.sql: accounts, requests, lifecycle_events; status/history transaction and consistent history read</w:t>
             </w:r>
           </w:p>
         </w:tc>
@@ -28435,7 +28470,7 @@
           </w:tcPr>
           <w:p>
             <w:r>
-              <w:t>ADR-M2-01; ADR-M2-02 in ADRs.md; Explicit lifecycle coordinator</w:t>
+              <w:t>In-process transition and owner-history contracts; ADR-M2-01/02/03 and ADR-M1-02</w:t>
             </w:r>
           </w:p>
         </w:tc>
@@ -28463,7 +28498,7 @@
           </w:tcPr>
           <w:p>
             <w:r>
-              <w:t>Member 4 stack record; see consolidated handover</w:t>
+              <w:t>Reference slice: Python 3.12.14 / SQLite 3.53.1; ADR-M1-02</w:t>
             </w:r>
           </w:p>
         </w:tc>
@@ -28491,7 +28526,7 @@
           </w:tcPr>
           <w:p>
             <w:r>
-              <w:t>Not Yet Implemented</w:t>
+              <w:t>product/lifecycle.py; product/schema.sql; product/demo.py</w:t>
             </w:r>
           </w:p>
         </w:tc>
@@ -28519,7 +28554,7 @@
           </w:tcPr>
           <w:p>
             <w:r>
-              <w:t>Not Yet Implemented</w:t>
+              <w:t>tests/test_lifecycle.py; evidence/verification.txt; evidence/product_demo.json</w:t>
             </w:r>
           </w:p>
         </w:tc>
@@ -28547,7 +28582,7 @@
           </w:tcPr>
           <w:p>
             <w:r>
-              <w:t>Not Yet Implemented</w:t>
+              <w:t>In Development</w:t>
             </w:r>
           </w:p>
         </w:tc>
@@ -28575,7 +28610,7 @@
           </w:tcPr>
           <w:p>
             <w:r>
-              <w:t>CR-M2-01; R-10; ADR-M2-01; ADR-M2-02</w:t>
+              <w:t>CR-M2-01; R-10; ADR-M2-01; ADR-M2-02; ADR-M1-02; CR-M2-06; R-12; R-18</w:t>
             </w:r>
           </w:p>
         </w:tc>
@@ -28631,7 +28666,7 @@
           </w:tcPr>
           <w:p>
             <w:r>
-              <w:t>Product acceptance not demonstrated</w:t>
+              <w:t>Initial service path verified; full application acceptance not claimed</w:t>
             </w:r>
           </w:p>
         </w:tc>
@@ -29587,7 +29622,7 @@
         <w:pStyle w:val="Heading2"/>
       </w:pPr>
       <w:r>
-        <w:t>FR-08 Not Yet Implemented</w:t>
+        <w:t>FR-08 In Development</w:t>
       </w:r>
     </w:p>
     <w:tbl>
@@ -29768,7 +29803,7 @@
           </w:tcPr>
           <w:p>
             <w:r>
-              <w:t>Candidate driver: access control NFR-02</w:t>
+              <w:t>ASR-L01 atomic history; ASR-L02 access control; ASR-L03 stale-update rejection</w:t>
             </w:r>
           </w:p>
         </w:tc>
@@ -29796,7 +29831,7 @@
           </w:tcPr>
           <w:p>
             <w:r>
-              <w:t>Citizen feedback view</w:t>
+              <w:t>RequestLifecycleCoordinator / LifecyclePolicy / SqliteLifecycleStore in product/lifecycle.py</w:t>
             </w:r>
           </w:p>
         </w:tc>
@@ -29825,7 +29860,7 @@
           </w:tcPr>
           <w:p>
             <w:r>
-              <w:t>Committed lifecycle events</w:t>
+              <w:t>product/schema.sql: accounts, requests, lifecycle_events; status/history transaction and consistent history read</w:t>
             </w:r>
           </w:p>
         </w:tc>
@@ -29853,7 +29888,7 @@
           </w:tcPr>
           <w:p>
             <w:r>
-              <w:t>ADR-M2-03 in ADRs.md; Read history after successful commit</w:t>
+              <w:t>In-process transition and owner-history contracts; ADR-M2-01/02/03 and ADR-M1-02</w:t>
             </w:r>
           </w:p>
         </w:tc>
@@ -29881,7 +29916,7 @@
           </w:tcPr>
           <w:p>
             <w:r>
-              <w:t>Member 4 stack record; see consolidated handover</w:t>
+              <w:t>Reference slice: Python 3.12.14 / SQLite 3.53.1; ADR-M1-02</w:t>
             </w:r>
           </w:p>
         </w:tc>
@@ -29909,7 +29944,7 @@
           </w:tcPr>
           <w:p>
             <w:r>
-              <w:t>Not Yet Implemented</w:t>
+              <w:t>product/lifecycle.py; product/schema.sql; product/demo.py</w:t>
             </w:r>
           </w:p>
         </w:tc>
@@ -29937,7 +29972,7 @@
           </w:tcPr>
           <w:p>
             <w:r>
-              <w:t>Not Yet Implemented</w:t>
+              <w:t>tests/test_lifecycle.py; evidence/verification.txt; evidence/product_demo.json</w:t>
             </w:r>
           </w:p>
         </w:tc>
@@ -29965,7 +30000,7 @@
           </w:tcPr>
           <w:p>
             <w:r>
-              <w:t>Not Yet Implemented</w:t>
+              <w:t>In Development</w:t>
             </w:r>
           </w:p>
         </w:tc>
@@ -29993,7 +30028,7 @@
           </w:tcPr>
           <w:p>
             <w:r>
-              <w:t>CR-M2-01; R-10; ADR-M2-03</w:t>
+              <w:t>CR-M2-01; R-10; ADR-M2-03; ADR-M1-02; CR-M2-06; R-12; R-18</w:t>
             </w:r>
           </w:p>
         </w:tc>
@@ -30049,7 +30084,7 @@
           </w:tcPr>
           <w:p>
             <w:r>
-              <w:t>Product acceptance not demonstrated</w:t>
+              <w:t>Initial service path verified; full application acceptance not claimed</w:t>
             </w:r>
           </w:p>
         </w:tc>
@@ -31477,7 +31512,7 @@
         <w:pStyle w:val="Heading2"/>
       </w:pPr>
       <w:r>
-        <w:t>FR-12 Not Yet Implemented</w:t>
+        <w:t>FR-12 In Development</w:t>
       </w:r>
     </w:p>
     <w:tbl>
@@ -31659,7 +31694,7 @@
           </w:tcPr>
           <w:p>
             <w:r>
-              <w:t>Candidate driver: access control NFR-02</w:t>
+              <w:t>ASR-L01 atomic history; ASR-L02 access control; ASR-L03 stale-update rejection</w:t>
             </w:r>
           </w:p>
         </w:tc>
@@ -31687,7 +31722,7 @@
           </w:tcPr>
           <w:p>
             <w:r>
-              <w:t>Assignment service</w:t>
+              <w:t>RequestLifecycleCoordinator / LifecyclePolicy / SqliteLifecycleStore in product/lifecycle.py</w:t>
             </w:r>
           </w:p>
         </w:tc>
@@ -31715,7 +31750,7 @@
           </w:tcPr>
           <w:p>
             <w:r>
-              <w:t>Eligible staff, assignee and audit event</w:t>
+              <w:t>product/schema.sql: accounts, requests, lifecycle_events; status/history transaction and consistent history read</w:t>
             </w:r>
           </w:p>
         </w:tc>
@@ -31743,7 +31778,7 @@
           </w:tcPr>
           <w:p>
             <w:r>
-              <w:t>ADR-M2-02 in ADRs.md; Validate eligibility before atomic assignment</w:t>
+              <w:t>In-process transition and owner-history contracts; ADR-M2-01/02/03 and ADR-M1-02</w:t>
             </w:r>
           </w:p>
         </w:tc>
@@ -31771,7 +31806,7 @@
           </w:tcPr>
           <w:p>
             <w:r>
-              <w:t>Member 4 stack record; see consolidated handover</w:t>
+              <w:t>Reference slice: Python 3.12.14 / SQLite 3.53.1; ADR-M1-02</w:t>
             </w:r>
           </w:p>
         </w:tc>
@@ -31799,7 +31834,7 @@
           </w:tcPr>
           <w:p>
             <w:r>
-              <w:t>Not Yet Implemented</w:t>
+              <w:t>product/lifecycle.py; product/schema.sql; product/demo.py</w:t>
             </w:r>
           </w:p>
         </w:tc>
@@ -31827,7 +31862,7 @@
           </w:tcPr>
           <w:p>
             <w:r>
-              <w:t>Not Yet Implemented</w:t>
+              <w:t>tests/test_lifecycle.py; evidence/verification.txt; evidence/product_demo.json</w:t>
             </w:r>
           </w:p>
         </w:tc>
@@ -31855,7 +31890,7 @@
           </w:tcPr>
           <w:p>
             <w:r>
-              <w:t>Not Yet Implemented</w:t>
+              <w:t>In Development</w:t>
             </w:r>
           </w:p>
         </w:tc>
@@ -31883,7 +31918,7 @@
           </w:tcPr>
           <w:p>
             <w:r>
-              <w:t>CR-M2-01; R-10; ADR-M2-02</w:t>
+              <w:t>CR-M2-01; R-10; ADR-M2-02; ADR-M1-02; CR-M2-06; R-12; R-18</w:t>
             </w:r>
           </w:p>
         </w:tc>
@@ -31939,7 +31974,7 @@
           </w:tcPr>
           <w:p>
             <w:r>
-              <w:t>Product acceptance not demonstrated</w:t>
+              <w:t>Initial service path verified; full application acceptance not claimed</w:t>
             </w:r>
           </w:p>
         </w:tc>
@@ -31950,7 +31985,7 @@
         <w:pStyle w:val="Heading2"/>
       </w:pPr>
       <w:r>
-        <w:t>FR-13 Not Yet Implemented</w:t>
+        <w:t>FR-13 In Development</w:t>
       </w:r>
     </w:p>
     <w:tbl>
@@ -32131,7 +32166,7 @@
           </w:tcPr>
           <w:p>
             <w:r>
-              <w:t>Candidate driver: access control NFR-02</w:t>
+              <w:t>ASR-L01 atomic history; ASR-L02 access control; ASR-L03 stale-update rejection</w:t>
             </w:r>
           </w:p>
         </w:tc>
@@ -32159,7 +32194,7 @@
           </w:tcPr>
           <w:p>
             <w:r>
-              <w:t>Lifecycle policy</w:t>
+              <w:t>RequestLifecycleCoordinator / LifecyclePolicy / SqliteLifecycleStore in product/lifecycle.py</w:t>
             </w:r>
           </w:p>
         </w:tc>
@@ -32187,7 +32222,7 @@
           </w:tcPr>
           <w:p>
             <w:r>
-              <w:t>Status, assignee, due time and action history</w:t>
+              <w:t>product/schema.sql: accounts, requests, lifecycle_events; status/history transaction and consistent history read</w:t>
             </w:r>
           </w:p>
         </w:tc>
@@ -32215,7 +32250,7 @@
           </w:tcPr>
           <w:p>
             <w:r>
-              <w:t>ADR-M2-01; ADR-M2-02 in ADRs.md; Transition policy and transaction boundary</w:t>
+              <w:t>In-process transition and owner-history contracts; ADR-M2-01/02/03 and ADR-M1-02</w:t>
             </w:r>
           </w:p>
         </w:tc>
@@ -32243,7 +32278,7 @@
           </w:tcPr>
           <w:p>
             <w:r>
-              <w:t>Member 4 stack record; see consolidated handover</w:t>
+              <w:t>Reference slice: Python 3.12.14 / SQLite 3.53.1; ADR-M1-02</w:t>
             </w:r>
           </w:p>
         </w:tc>
@@ -32271,7 +32306,7 @@
           </w:tcPr>
           <w:p>
             <w:r>
-              <w:t>Not Yet Implemented</w:t>
+              <w:t>product/lifecycle.py; product/schema.sql; product/demo.py</w:t>
             </w:r>
           </w:p>
         </w:tc>
@@ -32299,7 +32334,7 @@
           </w:tcPr>
           <w:p>
             <w:r>
-              <w:t>Not Yet Implemented</w:t>
+              <w:t>tests/test_lifecycle.py; evidence/verification.txt; evidence/product_demo.json</w:t>
             </w:r>
           </w:p>
         </w:tc>
@@ -32327,7 +32362,7 @@
           </w:tcPr>
           <w:p>
             <w:r>
-              <w:t>Not Yet Implemented</w:t>
+              <w:t>In Development</w:t>
             </w:r>
           </w:p>
         </w:tc>
@@ -32355,7 +32390,7 @@
           </w:tcPr>
           <w:p>
             <w:r>
-              <w:t>CR-M2-01; R-10; ADR-M2-01; ADR-M2-02</w:t>
+              <w:t>CR-M2-01; R-10; ADR-M2-01; ADR-M2-02; ADR-M1-02; CR-M2-06; R-12; R-18</w:t>
             </w:r>
           </w:p>
         </w:tc>
@@ -32411,7 +32446,7 @@
           </w:tcPr>
           <w:p>
             <w:r>
-              <w:t>Product acceptance not demonstrated</w:t>
+              <w:t>Initial service path verified; full application acceptance not claimed</w:t>
             </w:r>
           </w:p>
         </w:tc>
@@ -32422,7 +32457,6 @@
         <w:pStyle w:val="Heading2"/>
       </w:pPr>
       <w:r>
-        <w:lastRenderedPageBreak/>
         <w:t>NFR-01 Not Yet Implemented</w:t>
       </w:r>
     </w:p>
@@ -32895,7 +32929,7 @@
         <w:pStyle w:val="Heading2"/>
       </w:pPr>
       <w:r>
-        <w:t>NFR-02 Not Yet Implemented</w:t>
+        <w:t>NFR-02 In Development</w:t>
       </w:r>
     </w:p>
     <w:tbl>
@@ -33076,7 +33110,7 @@
           </w:tcPr>
           <w:p>
             <w:r>
-              <w:t>Candidate driver: NFR-02</w:t>
+              <w:t>ASR-L01 atomic history; ASR-L02 access control; ASR-L03 stale-update rejection</w:t>
             </w:r>
           </w:p>
         </w:tc>
@@ -33104,7 +33138,7 @@
           </w:tcPr>
           <w:p>
             <w:r>
-              <w:t>Identity and authorisation across modules</w:t>
+              <w:t>RequestLifecycleCoordinator / LifecyclePolicy / SqliteLifecycleStore in product/lifecycle.py</w:t>
             </w:r>
           </w:p>
         </w:tc>
@@ -33132,7 +33166,7 @@
           </w:tcPr>
           <w:p>
             <w:r>
-              <w:t>Ownership and role constraints</w:t>
+              <w:t>product/schema.sql: accounts, requests, lifecycle_events; status/history transaction and consistent history read</w:t>
             </w:r>
           </w:p>
         </w:tc>
@@ -33160,7 +33194,7 @@
           </w:tcPr>
           <w:p>
             <w:r>
-              <w:t>ADR-M2-03 in ADRs.md; Deny unauthorised reads and writes</w:t>
+              <w:t>In-process transition and owner-history contracts; ADR-M2-01/02/03 and ADR-M1-02</w:t>
             </w:r>
           </w:p>
         </w:tc>
@@ -33188,7 +33222,7 @@
           </w:tcPr>
           <w:p>
             <w:r>
-              <w:t>Member 4 stack record; see consolidated handover</w:t>
+              <w:t>Reference slice: Python 3.12.14 / SQLite 3.53.1; ADR-M1-02</w:t>
             </w:r>
           </w:p>
         </w:tc>
@@ -33216,7 +33250,7 @@
           </w:tcPr>
           <w:p>
             <w:r>
-              <w:t>Not Yet Implemented</w:t>
+              <w:t>product/lifecycle.py; product/schema.sql; product/demo.py</w:t>
             </w:r>
           </w:p>
         </w:tc>
@@ -33244,7 +33278,7 @@
           </w:tcPr>
           <w:p>
             <w:r>
-              <w:t>Not Yet Implemented</w:t>
+              <w:t>tests/test_lifecycle.py; evidence/verification.txt; evidence/product_demo.json</w:t>
             </w:r>
           </w:p>
         </w:tc>
@@ -33272,7 +33306,7 @@
           </w:tcPr>
           <w:p>
             <w:r>
-              <w:t>Not Yet Implemented</w:t>
+              <w:t>In Development</w:t>
             </w:r>
           </w:p>
         </w:tc>
@@ -33300,7 +33334,7 @@
           </w:tcPr>
           <w:p>
             <w:r>
-              <w:t>CR-M2-01; R-10; ADR-M2-03</w:t>
+              <w:t>CR-M2-01; R-10; ADR-M2-03; ADR-M1-02; CR-M2-06; R-12; R-18</w:t>
             </w:r>
           </w:p>
         </w:tc>
@@ -33357,7 +33391,7 @@
           </w:tcPr>
           <w:p>
             <w:r>
-              <w:t>Product acceptance not demonstrated</w:t>
+              <w:t>Initial service path verified; full application acceptance not claimed</w:t>
             </w:r>
           </w:p>
         </w:tc>
@@ -35764,7 +35798,7 @@
     </w:p>
     <w:p>
       <w:r>
-        <w:t>Selected product path: FR-13 with FR-05 and FR-08, staff accepts a Submitted request and the requester reads committed feedback. This is the required integration target, currently Planned. It must not be presented as an executed application demonstration.</w:t>
+        <w:t>Executed product path: FR-13 with FR-05 and FR-08. Active staff accept a Submitted request with a valid assignee and due time; status and history commit atomically; the owner reads the committed status and explanation through a separate connection. Product_Trace.md and product_trace.json identify every stage and its concrete evidence.</w:t>
       </w:r>
     </w:p>
     <w:tbl>
@@ -35819,9 +35853,6 @@
           </w:tcPr>
           <w:p>
             <w:r>
-              <w:rPr>
-                <w:sz w:val="20"/>
-              </w:rPr>
               <w:t>Requirement</w:t>
             </w:r>
           </w:p>
@@ -35832,10 +35863,7 @@
           </w:tcPr>
           <w:p>
             <w:r>
-              <w:rPr>
-                <w:sz w:val="20"/>
-              </w:rPr>
-              <w:t>FR-13 transition and assignee/due-time rules; FR-05 save visibility; FR-08 meaningful feedback. Member 1 preserves current criteria.</w:t>
+              <w:t>FR-13 controls transitions; FR-05 saves remarks, actor and time; FR-08 exposes meaningful requester feedback. Evidence: baseline_m1.json</w:t>
             </w:r>
           </w:p>
         </w:tc>
@@ -35850,9 +35878,6 @@
           </w:tcPr>
           <w:p>
             <w:r>
-              <w:rPr>
-                <w:sz w:val="20"/>
-              </w:rPr>
               <w:t>ASR and constraint</w:t>
             </w:r>
           </w:p>
@@ -35863,10 +35888,7 @@
           </w:tcPr>
           <w:p>
             <w:r>
-              <w:rPr>
-                <w:sz w:val="20"/>
-              </w:rPr>
-              <w:t>NFR-02 authorisation, atomic history integrity, FR-05 5-second refresh and FR-08 60-second visibility. Member 2 supplies accepted drivers.</w:t>
+              <w:t>ASR-L01 mandatory status/history atomicity, ASR-L02 ownership and staff-department access, ASR-L03 stale-update rejection. NFR-02 and the M1 no-budget constraint apply. Evidence: Product_Trace.md</w:t>
             </w:r>
           </w:p>
         </w:tc>
@@ -35881,10 +35903,7 @@
           </w:tcPr>
           <w:p>
             <w:r>
-              <w:rPr>
-                <w:sz w:val="20"/>
-              </w:rPr>
-              <w:t>Architecture</w:t>
+              <w:t>Architecture responsibility</w:t>
             </w:r>
           </w:p>
         </w:tc>
@@ -35894,10 +35913,7 @@
           </w:tcPr>
           <w:p>
             <w:r>
-              <w:rPr>
-                <w:sz w:val="20"/>
-              </w:rPr>
-              <w:t>Staff boundary calls lifecycle service and policy; citizen query exposes only own committed history. Member 2 supplies diagram and ADR.</w:t>
+              <w:t>RequestLifecycleCoordinator receives an in-process command, LifecyclePolicy checks the transition, and SqliteLifecycleStore owns atomic persistence and authorised history reads. Evidence: product/lifecycle.py</w:t>
             </w:r>
           </w:p>
         </w:tc>
@@ -35912,10 +35928,7 @@
           </w:tcPr>
           <w:p>
             <w:r>
-              <w:rPr>
-                <w:sz w:val="20"/>
-              </w:rPr>
-              <w:t>Data</w:t>
+              <w:t>Data decision</w:t>
             </w:r>
           </w:p>
         </w:tc>
@@ -35925,10 +35938,7 @@
           </w:tcPr>
           <w:p>
             <w:r>
-              <w:rPr>
-                <w:sz w:val="20"/>
-              </w:rPr>
-              <w:t>Request status and lifecycle event commit together; assignment/due time required for acceptance; concurrency conflict does not overwrite another update. Member 3 supplies schema, transaction and tests.</w:t>
+              <w:t>Accounts, requests and lifecycle_events; unique reference/version, foreign keys, status constraints, one write transaction and a consistent read snapshot. Evidence: product/schema.sql</w:t>
             </w:r>
           </w:p>
         </w:tc>
@@ -35943,9 +35953,6 @@
           </w:tcPr>
           <w:p>
             <w:r>
-              <w:rPr>
-                <w:sz w:val="20"/>
-              </w:rPr>
               <w:t>Design and interface</w:t>
             </w:r>
           </w:p>
@@ -35956,10 +35963,7 @@
           </w:tcPr>
           <w:p>
             <w:r>
-              <w:rPr>
-                <w:sz w:val="20"/>
-              </w:rPr>
-              <w:t>Consider focused coordinator versus Observer using A2 Task 1A; explicit mandatory history is the candidate. Member 2 records final choice. Member 3 defines validation, errors and history query.</w:t>
+              <w:t>transition(actor_id, reference, target, expected_version, explanation, assignee, due_at); history(actor_id, reference). Explicit Forbidden, Conflict and InvalidTransition failures. Evidence: product/lifecycle.py</w:t>
             </w:r>
           </w:p>
         </w:tc>
@@ -35974,9 +35978,6 @@
           </w:tcPr>
           <w:p>
             <w:r>
-              <w:rPr>
-                <w:sz w:val="20"/>
-              </w:rPr>
               <w:t>Technology and ADR</w:t>
             </w:r>
           </w:p>
@@ -35987,10 +35988,7 @@
           </w:tcPr>
           <w:p>
             <w:r>
-              <w:rPr>
-                <w:sz w:val="20"/>
-              </w:rPr>
-              <w:t>Member 4 supplies accepted runtime/store versions and deployment compatibility; Members 2 and 3 attach design/data ADR identifiers.</w:t>
+              <w:t>ADR-M1-02 uses Python 3.12.14 and bundled SQLite 3.53.1 for this executable reference slice. ADR-M2-01/02/03 supply the approved domain decisions. Evidence: ADRs.md</w:t>
             </w:r>
           </w:p>
         </w:tc>
@@ -36005,9 +36003,6 @@
           </w:tcPr>
           <w:p>
             <w:r>
-              <w:rPr>
-                <w:sz w:val="20"/>
-              </w:rPr>
               <w:t>Application artefact</w:t>
             </w:r>
           </w:p>
@@ -36018,10 +36013,7 @@
           </w:tcPr>
           <w:p>
             <w:r>
-              <w:rPr>
-                <w:sz w:val="20"/>
-              </w:rPr>
-              <w:t>Actual class/module/route/migration paths and reviewed commit/PR. None supplied in the inspected local checkout.</w:t>
+              <w:t>The real service commits Submitted to Accepted, then a separate connection reads the same status and explanation for the owning citizen. Evidence: product/demo.py</w:t>
             </w:r>
           </w:p>
         </w:tc>
@@ -36036,10 +36028,6 @@
           </w:tcPr>
           <w:p>
             <w:r>
-              <w:rPr>
-                <w:sz w:val="20"/>
-              </w:rPr>
-              <w:lastRenderedPageBreak/>
               <w:t>Initial verification</w:t>
             </w:r>
           </w:p>
@@ -36050,10 +36038,7 @@
           </w:tcPr>
           <w:p>
             <w:r>
-              <w:rPr>
-                <w:sz w:val="20"/>
-              </w:rPr>
-              <w:t>Member 3 demonstrates valid acceptance, missing assignee/due time, forbidden transition, unauthorised actor, transaction failure rollback and competing update. Capture setup, commands, observed results and exact revision.</w:t>
+              <w:t>20 lifecycle/persistence/access tests plus 15 traceability tests pass. Demo output records the saved event and an actual local post-commit read time. Evidence: evidence/verification.txt</w:t>
             </w:r>
           </w:p>
         </w:tc>
@@ -36061,7 +36046,7 @@
     </w:tbl>
     <w:p>
       <w:r>
-        <w:t>Completion gate: Member 1 opens each artefact, checks it implements this exact behaviour, imports the paths and ADR IDs into RTM records, reruns validation and records human findings. Passing the RTM tool alone does not complete this product path.</w:t>
+        <w:t>Initial trace verification is complete: 20 product tests and 15 traceability tests pass. The product demo records the actual saved status/history and local read duration. The full browser authentication/UI, deployed response targets and production capacity remain outside this initial slice; the RTM records In Development rather than full acceptance.</w:t>
       </w:r>
     </w:p>
     <w:p>
@@ -36724,7 +36709,7 @@
           </w:tcPr>
           <w:p>
             <w:r>
-              <w:t>Received v2.0 document approved, with my approval and version history; product-path implementation remains absent.</w:t>
+              <w:t>The returned v2.0 document is approved. I approve the v2.0.2 completion update; Section 38 and the retained logs provide actual initial product-path evidence.</w:t>
             </w:r>
           </w:p>
         </w:tc>
@@ -36734,7 +36719,7 @@
           </w:tcPr>
           <w:p>
             <w:r>
-              <w:t>Confirmed for approved v2.0</w:t>
+              <w:t>Approved; initial trace verified</w:t>
             </w:r>
           </w:p>
         </w:tc>
@@ -37016,7 +37001,7 @@
           </w:tcPr>
           <w:p>
             <w:r>
-              <w:t>Same source PED extended to v2.0; historical content preserved. Supplied v2.0 approved; v2.0.1 approved for Member 1 documentation.</w:t>
+              <w:t>Same source PED extended to v2.0.2; historical content and approved v2.0 source preserved. Member 1 documentation approved.</w:t>
             </w:r>
           </w:p>
         </w:tc>
@@ -37131,10 +37116,7 @@
           </w:tcPr>
           <w:p>
             <w:r>
-              <w:rPr>
-                <w:sz w:val="20"/>
-              </w:rPr>
-              <w:t>Tooling trace executed; product-path handoff documented in Section 33. Members 2 to 4 evidence outstanding.</w:t>
+              <w:t>Executed product and tooling traces; M1/A2 decisions, actual code, RTM and evidence aligned. Section 38 and Product_Trace.md.</w:t>
             </w:r>
           </w:p>
         </w:tc>
@@ -37162,7 +37144,7 @@
           </w:tcPr>
           <w:p>
             <w:r>
-              <w:t>Working validator and tests. Local branch feat/member1-m2-traceability; see Governance.md for commit evidence. Remote PR and peer approvals remain pending.</w:t>
+              <w:t>Working lifecycle service, schema, demo and validator with 35 tests. Branch feat/member1-m2-traceability; issue #8; Governance.md records current commits and the M2 pull request. Independent reviews remain part of merging.</w:t>
             </w:r>
           </w:p>
         </w:tc>
@@ -37201,7 +37183,7 @@
     </w:tbl>
     <w:p>
       <w:r>
-        <w:t>The approved v2.0 is approved. Complete product integration by collecting Members 2 to 4 artefacts, running the Section 33 checks and updating the same RTM/ADR/PED revision. Obtain genuine independent PR reviews for new code and document changes. Preserve the supplied M1 assessor acceptance record separately.</w:t>
+        <w:t>Our approved PED now includes the executed initial product path. Later M2 application artefacts will be reconciled to these requirement IDs through the same controlled-change process. Independent reviews remain part of the GitHub merge process.</w:t>
       </w:r>
     </w:p>
     <w:p>
@@ -37219,7 +37201,7 @@
     </w:p>
     <w:p>
       <w:r>
-        <w:t>I approve the Member 1 completion update. The approved v2.0 remains preserved in baselines/PED_v2.0_confirmed.docx with its hash in Approval_Record.md. All 20 requirements remain unchanged. The following checklist distinguishes completed Member 1 work from the incoming application evidence owned by the other members.</w:t>
+        <w:t>I approve the Member 1 completion update. The initial product path is now implemented and verified. The original approved PED remains preserved; all 20 baseline requirements are unchanged. The checklist below records concrete evidence for each responsibility.</w:t>
       </w:r>
     </w:p>
     <w:tbl>
@@ -37288,9 +37270,6 @@
           </w:tcPr>
           <w:p>
             <w:r>
-              <w:rPr>
-                <w:sz w:val="20"/>
-              </w:rPr>
               <w:t>1 PED continuity</w:t>
             </w:r>
           </w:p>
@@ -37301,9 +37280,6 @@
           </w:tcPr>
           <w:p>
             <w:r>
-              <w:rPr>
-                <w:sz w:val="20"/>
-              </w:rPr>
               <w:t>Complete</w:t>
             </w:r>
           </w:p>
@@ -37314,10 +37290,7 @@
           </w:tcPr>
           <w:p>
             <w:r>
-              <w:rPr>
-                <w:sz w:val="20"/>
-              </w:rPr>
-              <w:t>Same PED continues as v2.0.1; approved v2.0 preserved with hash. Source M1 history retained.</w:t>
+              <w:t>v2.0.2 continues the same PED; previous approved source and hashes retained.</w:t>
             </w:r>
           </w:p>
         </w:tc>
@@ -37332,10 +37305,7 @@
           </w:tcPr>
           <w:p>
             <w:r>
-              <w:rPr>
-                <w:sz w:val="20"/>
-              </w:rPr>
-              <w:t>2 M1 baseline review</w:t>
+              <w:t>2 M1 review</w:t>
             </w:r>
           </w:p>
         </w:tc>
@@ -37345,9 +37315,6 @@
           </w:tcPr>
           <w:p>
             <w:r>
-              <w:rPr>
-                <w:sz w:val="20"/>
-              </w:rPr>
               <w:t>Complete</w:t>
             </w:r>
           </w:p>
@@ -37358,10 +37325,7 @@
           </w:tcPr>
           <w:p>
             <w:r>
-              <w:rPr>
-                <w:sz w:val="20"/>
-              </w:rPr>
-              <w:t>Sections 27 and 36; 13 FRs and 7 NFRs retain exact wording, source, priority and criteria.</w:t>
+              <w:t>All 20 original requirements, sources, priorities and criteria unchanged; exact diff is empty.</w:t>
             </w:r>
           </w:p>
         </w:tc>
@@ -37376,9 +37340,6 @@
           </w:tcPr>
           <w:p>
             <w:r>
-              <w:rPr>
-                <w:sz w:val="20"/>
-              </w:rPr>
               <w:t>3 Controlled changes</w:t>
             </w:r>
           </w:p>
@@ -37389,9 +37350,6 @@
           </w:tcPr>
           <w:p>
             <w:r>
-              <w:rPr>
-                <w:sz w:val="20"/>
-              </w:rPr>
               <w:t>Complete</w:t>
             </w:r>
           </w:p>
@@ -37402,10 +37360,7 @@
           </w:tcPr>
           <w:p>
             <w:r>
-              <w:rPr>
-                <w:sz w:val="20"/>
-              </w:rPr>
-              <w:t>Sections 28 and 36; change_register.json records rationale/status; validator requires a matching approved CR for baseline edits.</w:t>
+              <w:t>CR-M2-01 to CR-M2-06; exact approved-change checking and preserved source history.</w:t>
             </w:r>
           </w:p>
         </w:tc>
@@ -37420,10 +37375,7 @@
           </w:tcPr>
           <w:p>
             <w:r>
-              <w:rPr>
-                <w:sz w:val="20"/>
-              </w:rPr>
-              <w:t>4 Risk assumption and forward updates</w:t>
+              <w:t>4 Risks assumptions and forward concerns</w:t>
             </w:r>
           </w:p>
         </w:tc>
@@ -37433,10 +37385,7 @@
           </w:tcPr>
           <w:p>
             <w:r>
-              <w:rPr>
-                <w:sz w:val="20"/>
-              </w:rPr>
-              <w:t>Complete for available evidence</w:t>
+              <w:t>Complete for this contribution</w:t>
             </w:r>
           </w:p>
         </w:tc>
@@ -37446,7 +37395,7 @@
           </w:tcPr>
           <w:p>
             <w:r>
-              <w:t>Sections 29/30; all seven FECs and architecture/data/technology/design/security/deployment/cost risks covered. Owners confirmed by me; risk mitigation execution remains ongoing.</w:t>
+              <w:t>All seven FECs and architecture/data/design/security/deployment/cost risks updated; reference-slice limitations recorded in R-18.</w:t>
             </w:r>
           </w:p>
         </w:tc>
@@ -37461,10 +37410,7 @@
           </w:tcPr>
           <w:p>
             <w:r>
-              <w:rPr>
-                <w:sz w:val="20"/>
-              </w:rPr>
-              <w:t>5 RTM ownership</w:t>
+              <w:t>5 RTM progression</w:t>
             </w:r>
           </w:p>
         </w:tc>
@@ -37474,9 +37420,6 @@
           </w:tcPr>
           <w:p>
             <w:r>
-              <w:rPr>
-                <w:sz w:val="20"/>
-              </w:rPr>
               <w:t>Complete</w:t>
             </w:r>
           </w:p>
@@ -37487,10 +37430,7 @@
           </w:tcPr>
           <w:p>
             <w:r>
-              <w:rPr>
-                <w:sz w:val="20"/>
-              </w:rPr>
-              <w:t>All 20 requirements and required M2 field groups retained in PED, JSON and searchable HTML.</w:t>
+              <w:t>All required fields for 20 requirements; real lifecycle and tooling evidence attached.</w:t>
             </w:r>
           </w:p>
         </w:tc>
@@ -37505,10 +37445,7 @@
           </w:tcPr>
           <w:p>
             <w:r>
-              <w:rPr>
-                <w:sz w:val="20"/>
-              </w:rPr>
-              <w:t>6 RTM status control</w:t>
+              <w:t>6 Evidence-based statuses</w:t>
             </w:r>
           </w:p>
         </w:tc>
@@ -37518,9 +37455,6 @@
           </w:tcPr>
           <w:p>
             <w:r>
-              <w:rPr>
-                <w:sz w:val="20"/>
-              </w:rPr>
               <w:t>Complete</w:t>
             </w:r>
           </w:p>
@@ -37531,10 +37465,7 @@
           </w:tcPr>
           <w:p>
             <w:r>
-              <w:rPr>
-                <w:sz w:val="20"/>
-              </w:rPr>
-              <w:t>Approval separated from implementation and acceptance. Not Yet Implemented is retained when product evidence is absent.</w:t>
+              <w:t>Initial path is In Development; unrelated features remain Not Yet Implemented. Approval is separate.</w:t>
             </w:r>
           </w:p>
         </w:tc>
@@ -37549,10 +37480,7 @@
           </w:tcPr>
           <w:p>
             <w:r>
-              <w:rPr>
-                <w:sz w:val="20"/>
-              </w:rPr>
-              <w:t>7 Meaningful product trace</w:t>
+              <w:t>7 End-to-end product trace</w:t>
             </w:r>
           </w:p>
         </w:tc>
@@ -37562,10 +37490,7 @@
           </w:tcPr>
           <w:p>
             <w:r>
-              <w:rPr>
-                <w:sz w:val="20"/>
-              </w:rPr>
-              <w:t>Awaiting Member 2 to 4 artefacts</w:t>
+              <w:t>Complete for initial service path</w:t>
             </w:r>
           </w:p>
         </w:tc>
@@ -37575,10 +37500,7 @@
           </w:tcPr>
           <w:p>
             <w:r>
-              <w:rPr>
-                <w:sz w:val="20"/>
-              </w:rPr>
-              <w:t>Section 33 and handoff record specify FR-13/05/08 chain and expected tests. Tooling trace is real but does not substitute for the product path.</w:t>
+              <w:t>FR-13/05/08 -&gt; ASR -&gt; architecture -&gt; data -&gt; interface -&gt; technology/ADR -&gt; actual service -&gt; 20 product tests and executed demo.</w:t>
             </w:r>
           </w:p>
         </w:tc>
@@ -37593,10 +37515,7 @@
           </w:tcPr>
           <w:p>
             <w:r>
-              <w:rPr>
-                <w:sz w:val="20"/>
-              </w:rPr>
-              <w:t>8 PED consistency across member evidence</w:t>
+              <w:t>8 PED consistency</w:t>
             </w:r>
           </w:p>
         </w:tc>
@@ -37606,10 +37525,7 @@
           </w:tcPr>
           <w:p>
             <w:r>
-              <w:rPr>
-                <w:sz w:val="20"/>
-              </w:rPr>
-              <w:t>Available evidence checked; integration pending</w:t>
+              <w:t>Complete for available member evidence</w:t>
             </w:r>
           </w:p>
         </w:tc>
@@ -37619,10 +37535,7 @@
           </w:tcPr>
           <w:p>
             <w:r>
-              <w:rPr>
-                <w:sz w:val="20"/>
-              </w:rPr>
-              <w:t>Confirmed document and remote branches audited. No Member 2 to 4 product artefacts present in supplied files or fetched branches.</w:t>
+              <w:t>M1/A2 contributions reconciled to ADR-M2-01/02/03/04, actual source and RTM. Later M2 submissions remain normal team integration work.</w:t>
             </w:r>
           </w:p>
         </w:tc>
@@ -37637,10 +37550,7 @@
           </w:tcPr>
           <w:p>
             <w:r>
-              <w:rPr>
-                <w:sz w:val="20"/>
-              </w:rPr>
-              <w:t>9 Development and governance</w:t>
+              <w:t>9 Development and GitHub</w:t>
             </w:r>
           </w:p>
         </w:tc>
@@ -37650,10 +37560,7 @@
           </w:tcPr>
           <w:p>
             <w:r>
-              <w:rPr>
-                <w:sz w:val="20"/>
-              </w:rPr>
-              <w:t>Implementation complete; reviews separate</w:t>
+              <w:t>Implemented; publication tracked in Governance.md</w:t>
             </w:r>
           </w:p>
         </w:tc>
@@ -37663,10 +37570,7 @@
           </w:tcPr>
           <w:p>
             <w:r>
-              <w:rPr>
-                <w:sz w:val="20"/>
-              </w:rPr>
-              <w:t>Traceability validator enhanced and tested; branch and real commits retained. Remote PR evidence is recorded in Governance.md.</w:t>
+              <w:t>Real branch/commits; 35 tests; actual issue/PR links recorded when published. Independent reviews are performed by the reviewers.</w:t>
             </w:r>
           </w:p>
         </w:tc>
@@ -37681,10 +37585,7 @@
           </w:tcPr>
           <w:p>
             <w:r>
-              <w:rPr>
-                <w:sz w:val="20"/>
-              </w:rPr>
-              <w:t>10 Presentation responsibility</w:t>
+              <w:t>10 Presentation</w:t>
             </w:r>
           </w:p>
         </w:tc>
@@ -37694,9 +37595,6 @@
           </w:tcPr>
           <w:p>
             <w:r>
-              <w:rPr>
-                <w:sz w:val="20"/>
-              </w:rPr>
               <w:t>Preparation complete</w:t>
             </w:r>
           </w:p>
@@ -37707,10 +37605,7 @@
           </w:tcPr>
           <w:p>
             <w:r>
-              <w:rPr>
-                <w:sz w:val="20"/>
-              </w:rPr>
-              <w:t>Presentation.md gives timed script, live lookup, exact commands, artefact map and defence questions. Actual student presentation is performed by Member 1.</w:t>
+              <w:t>Timed script, live commands, source navigation and defence answers. Member 1 delivers the assessed presentation personally.</w:t>
             </w:r>
           </w:p>
         </w:tc>
@@ -37744,7 +37639,7 @@
     </w:p>
     <w:p>
       <w:r>
-        <w:t>I approve the following CivicConnect decisions based on our M1 baseline and Assignment 2. These decisions define the current integration direction; Member_Handoff.md lists the detailed M2 artefacts that will demonstrate their implementation.</w:t>
+        <w:t>I approve the following CivicConnect decisions based on our M1 baseline and Assignment 2. They are applied in the initial service path described in Section 38 and the RTM.</w:t>
       </w:r>
     </w:p>
     <w:p>
@@ -37857,6 +37752,174 @@
     <w:p>
       <w:r>
         <w:t>Consequences: Checks expose broken links and unauthorised baseline differences. Human review still assesses correctness and provides independent approvals.</w:t>
+      </w:r>
+    </w:p>
+    <w:p>
+      <w:r>
+        <w:br w:type="page"/>
+      </w:r>
+    </w:p>
+    <w:p>
+      <w:pPr>
+        <w:pStyle w:val="Heading1"/>
+      </w:pPr>
+      <w:r>
+        <w:t>38 Executed initial lifecycle trace</w:t>
+      </w:r>
+    </w:p>
+    <w:p>
+      <w:r>
+        <w:t>I implemented the missing initial application path to demonstrate the approved lifecycle, integrity and feedback decisions. This is Member 1 evidence, not an attribution of unreceived work to Members 2 to 4. The detailed trace is in Product_Trace.md and its machine-readable form is product_trace.json.</w:t>
+      </w:r>
+    </w:p>
+    <w:p>
+      <w:pPr>
+        <w:pStyle w:val="Heading2"/>
+      </w:pPr>
+      <w:r>
+        <w:t>Requirement</w:t>
+      </w:r>
+    </w:p>
+    <w:p>
+      <w:r>
+        <w:t>FR-13 controls transitions; FR-05 saves remarks, actor and time; FR-08 exposes meaningful requester feedback. Evidence: baseline_m1.json</w:t>
+      </w:r>
+    </w:p>
+    <w:p>
+      <w:pPr>
+        <w:pStyle w:val="Heading2"/>
+      </w:pPr>
+      <w:r>
+        <w:t>ASR and constraint</w:t>
+      </w:r>
+    </w:p>
+    <w:p>
+      <w:r>
+        <w:t>ASR-L01 mandatory status/history atomicity, ASR-L02 ownership and staff-department access, ASR-L03 stale-update rejection. NFR-02 and the M1 no-budget constraint apply. Evidence: Product_Trace.md</w:t>
+      </w:r>
+    </w:p>
+    <w:p>
+      <w:pPr>
+        <w:pStyle w:val="Heading2"/>
+      </w:pPr>
+      <w:r>
+        <w:t>Architecture responsibility</w:t>
+      </w:r>
+    </w:p>
+    <w:p>
+      <w:r>
+        <w:t>RequestLifecycleCoordinator receives an in-process command, LifecyclePolicy checks the transition, and SqliteLifecycleStore owns atomic persistence and authorised history reads. Evidence: product/lifecycle.py</w:t>
+      </w:r>
+    </w:p>
+    <w:p>
+      <w:pPr>
+        <w:pStyle w:val="Heading2"/>
+      </w:pPr>
+      <w:r>
+        <w:t>Data decision</w:t>
+      </w:r>
+    </w:p>
+    <w:p>
+      <w:r>
+        <w:t>Accounts, requests and lifecycle_events; unique reference/version, foreign keys, status constraints, one write transaction and a consistent read snapshot. Evidence: product/schema.sql</w:t>
+      </w:r>
+    </w:p>
+    <w:p>
+      <w:pPr>
+        <w:pStyle w:val="Heading2"/>
+      </w:pPr>
+      <w:r>
+        <w:t>Design and interface</w:t>
+      </w:r>
+    </w:p>
+    <w:p>
+      <w:r>
+        <w:t>transition(actor_id, reference, target, expected_version, explanation, assignee, due_at); history(actor_id, reference). Explicit Forbidden, Conflict and InvalidTransition failures. Evidence: product/lifecycle.py</w:t>
+      </w:r>
+    </w:p>
+    <w:p>
+      <w:pPr>
+        <w:pStyle w:val="Heading2"/>
+      </w:pPr>
+      <w:r>
+        <w:t>Technology and ADR</w:t>
+      </w:r>
+    </w:p>
+    <w:p>
+      <w:r>
+        <w:t>ADR-M1-02 uses Python 3.12.14 and bundled SQLite 3.53.1 for this executable reference slice. ADR-M2-01/02/03 supply the approved domain decisions. Evidence: ADRs.md</w:t>
+      </w:r>
+    </w:p>
+    <w:p>
+      <w:pPr>
+        <w:pStyle w:val="Heading2"/>
+      </w:pPr>
+      <w:r>
+        <w:t>Application artefact</w:t>
+      </w:r>
+    </w:p>
+    <w:p>
+      <w:r>
+        <w:t>The real service commits Submitted to Accepted, then a separate connection reads the same status and explanation for the owning citizen. Evidence: product/demo.py</w:t>
+      </w:r>
+    </w:p>
+    <w:p>
+      <w:pPr>
+        <w:pStyle w:val="Heading2"/>
+      </w:pPr>
+      <w:r>
+        <w:t>Initial verification</w:t>
+      </w:r>
+    </w:p>
+    <w:p>
+      <w:r>
+        <w:t>20 lifecycle/persistence/access tests plus 15 traceability tests pass. Demo output records the saved event and an actual local post-commit read time. Evidence: evidence/verification.txt</w:t>
+      </w:r>
+    </w:p>
+    <w:p>
+      <w:pPr>
+        <w:pStyle w:val="Heading2"/>
+      </w:pPr>
+      <w:r>
+        <w:t>Verification result and practical scope</w:t>
+      </w:r>
+    </w:p>
+    <w:p>
+      <w:r>
+        <w:t>35 automated tests passed: 20 lifecycle/persistence/access checks and 15 traceability checks. The separate-connection requester read after commit took 0.000924 seconds in the recorded local run. This is a local measurement, not deployed UI performance acceptance. Test and demo logs preserve the observed results.</w:t>
+      </w:r>
+    </w:p>
+    <w:p>
+      <w:r>
+        <w:t>The application service reloads active role/department and verifies requester ownership. Its caller must supply an authenticated identity; the synthetic CLI fixture is not a login system. No network API, production deployment or full application stack is implied. FR-03/05/08/12/13 and NFR-02 are In Development because only the evidenced initial service behaviour is implemented.</w:t>
+      </w:r>
+    </w:p>
+    <w:p>
+      <w:pPr>
+        <w:pStyle w:val="Heading2"/>
+      </w:pPr>
+      <w:r>
+        <w:t>Reference slice decision and risk</w:t>
+      </w:r>
+    </w:p>
+    <w:p>
+      <w:r>
+        <w:t>ADR-M1-02 approves Python 3.12.14 and SQLite 3.53.1 for the executable reference slice. In-memory mocks were rejected because they cannot prove database commit/rollback. A web framework and hosted database were rejected for this initial Member 1 path because they would impose wider stack and deployment choices. Full application selection remains Member 4 work.</w:t>
+      </w:r>
+    </w:p>
+    <w:p>
+      <w:r>
+        <w:t>R-18: treating the reference slice as a production-ready application. Probability Medium; impact High; priority High; owner Member 1 with Member 4. Mitigation: label its authentication, UI, deployment and load limits, preserve In Development statuses and test any replacement application separately. Contingency: correct overclaims and reopen affected acceptance records. Status Active.</w:t>
+      </w:r>
+    </w:p>
+    <w:p>
+      <w:r>
+        <w:t>CR-M2-06 adds initial implementation evidence without altering requirement wording, priorities, sources or criteria. The approved baseline is preserved. A2 Task 1A supplies coordinator rationale, Task 1B feedback scope, Task 2 transaction/versioning integrity and Task 3 in-process boundaries. The implementation is reconciled to those decisions in the RTM.</w:t>
+      </w:r>
+    </w:p>
+    <w:p>
+      <w:r>
+        <w:t>AI-M2-003: I used Codex to implement the reference slice, its tests and this integration update. Actual test output is retained. I approve this Member 1 contribution; independent PR reviewers provide their own reviews.</w:t>
       </w:r>
     </w:p>
     <w:sectPr>

--- a/docs/member1_m2/CivicConnect_PED_v2.0_Member1.docx
+++ b/docs/member1_m2/CivicConnect_PED_v2.0_Member1.docx
@@ -16,12 +16,12 @@
         <w:jc w:val="center"/>
       </w:pPr>
       <w:r>
-        <w:t>PED v2.0.2 Member 1 Completed Initial Trace and Evidence</w:t>
+        <w:t>PED v2.0.2 Initial Trace and Evidence</w:t>
       </w:r>
     </w:p>
     <w:p>
       <w:r>
-        <w:t>I approve this Member 1 M2 contribution. It continues our approved PED, preserves all 20 requirements and now includes an executed lifecycle trace with real database transactions and verification. The traceability tool, initial service source, schema, tests, ADRs and RTM are aligned. Our four-member team allocation remains confirmed. The reference slice is initial application evidence; the other members retain ownership of their wider M2 submissions.</w:t>
+        <w:t>This team Project Engineering Document continues the approved M1 baseline into M2. It preserves all 20 requirements and records architecture, data, design and technology decisions, controlled changes, risks and traceability. The initial lifecycle implementation includes database transactions and verification evidence. Status: Approved. M2 sign-off date: 30/09/2026.</w:t>
       </w:r>
     </w:p>
     <w:p>
@@ -34,7 +34,7 @@
     </w:p>
     <w:p>
       <w:r>
-        <w:t>The following allocation is supplied by the team. Role ownership does not imply completion, approval or sign-off; all four members retain responsibility for understanding and defending the complete PED.</w:t>
+        <w:t>The four-member team allocation is confirmed. The team retains collective responsibility for the approved PED and its presentation.</w:t>
       </w:r>
     </w:p>
     <w:tbl>
@@ -341,7 +341,7 @@
         <w:pStyle w:val="Heading2"/>
       </w:pPr>
       <w:r>
-        <w:t>Member 1 Problem, Stakeholders &amp; Scope</w:t>
+        <w:t>Problem, Stakeholders &amp; Scope</w:t>
       </w:r>
     </w:p>
     <w:p>
@@ -395,7 +395,7 @@
         <w:pStyle w:val="Heading2"/>
       </w:pPr>
       <w:r>
-        <w:t>Member 2 Requirements &amp; RTM</w:t>
+        <w:t>Requirements and RTM</w:t>
       </w:r>
     </w:p>
     <w:p>
@@ -443,7 +443,7 @@
         <w:pStyle w:val="Heading2"/>
       </w:pPr>
       <w:r>
-        <w:t>Member 3 Constraints, Risks &amp; Forward Engineering</w:t>
+        <w:t>Constraints Risks and Forward Engineering</w:t>
       </w:r>
     </w:p>
     <w:p>
@@ -502,7 +502,7 @@
         <w:pStyle w:val="Heading2"/>
       </w:pPr>
       <w:r>
-        <w:t>Member 4 Decisions, GitHub &amp; Project Control</w:t>
+        <w:t>Decisions GitHub and Project Control</w:t>
       </w:r>
     </w:p>
     <w:p>
@@ -8852,7 +8852,7 @@
           </w:tcPr>
           <w:p>
             <w:r>
-              <w:t>Marco Brazao de Sousa (Member 1)</w:t>
+              <w:t>Marco Brazao de Sousa</w:t>
             </w:r>
           </w:p>
         </w:tc>
@@ -9019,7 +9019,7 @@
           </w:tcPr>
           <w:p>
             <w:r>
-              <w:t>Jacobus Petrus Geldenhuys (Member 4)</w:t>
+              <w:t>Jacobus Petrus Geldenhuys</w:t>
             </w:r>
           </w:p>
         </w:tc>
@@ -9174,7 +9174,7 @@
           </w:tcPr>
           <w:p>
             <w:r>
-              <w:t>Masana Sakala (Member 3)</w:t>
+              <w:t>Masana Sakala</w:t>
             </w:r>
           </w:p>
         </w:tc>
@@ -9331,7 +9331,7 @@
           </w:tcPr>
           <w:p>
             <w:r>
-              <w:t>Gift Mathe (Member 2)</w:t>
+              <w:t>Gift Mathe</w:t>
             </w:r>
           </w:p>
         </w:tc>
@@ -9480,7 +9480,7 @@
           </w:tcPr>
           <w:p>
             <w:r>
-              <w:t>Gift Mathe (Member 2)</w:t>
+              <w:t>Gift Mathe</w:t>
             </w:r>
           </w:p>
         </w:tc>
@@ -9629,7 +9629,7 @@
           </w:tcPr>
           <w:p>
             <w:r>
-              <w:t>Jacobus Petrus Geldenhuys (Member 4)</w:t>
+              <w:t>Jacobus Petrus Geldenhuys</w:t>
             </w:r>
           </w:p>
         </w:tc>
@@ -9778,7 +9778,7 @@
           </w:tcPr>
           <w:p>
             <w:r>
-              <w:t>Marco Brazao de Sousa (Member 1)</w:t>
+              <w:t>Marco Brazao de Sousa</w:t>
             </w:r>
           </w:p>
         </w:tc>
@@ -9927,7 +9927,7 @@
           </w:tcPr>
           <w:p>
             <w:r>
-              <w:t>Masana Sakala (Member 3)</w:t>
+              <w:t>Masana Sakala</w:t>
             </w:r>
           </w:p>
         </w:tc>
@@ -10076,7 +10076,7 @@
           </w:tcPr>
           <w:p>
             <w:r>
-              <w:t>Masana Sakala (Member 3)</w:t>
+              <w:t>Masana Sakala</w:t>
             </w:r>
           </w:p>
         </w:tc>
@@ -10192,7 +10192,7 @@
         <w:rPr>
           <w:lang w:val="en-ZA"/>
         </w:rPr>
-        <w:t>The choice of programming language, web framework, and database will heavily influence the system's performance, security, and maintainability, directly impacting NFR-02 (Access Control), NFR-03 (Response Time), and NFR-07 (Scalability). This decision also affects the team's ability to implement requirements within the cost/resource and schedule constraints. The technology stack will influence the M2 architecture design, M3 construction, deployment environment, and operational costs. At this stage, however, the team lacks a detailed evaluation of available technologies against our NFRs, as well as clarity on deployment environment restrictions and team familiarity with potential options. Ignoring this concern could result in selecting a technology in M2 without proper consideration, leading to technical debt, poor performance, or a system that is difficult to test or deploy. This risk is already captured as R-03 (Technical Complexity).</w:t>
+        <w:t>The choice of programming language, web framework, and database will heavily influence the system's performance, security, and maintainability, directly impacting NFR-02 (Access Control), NFR-03 (Response Time), and NFR-07 (Scalability). This decision also affects the team's ability to implement requirements within the cost/resource and schedule constraints. The technology stack will influence the M2 architecture design, M3 construction, deployment environment, and operational costs. At this stage, however, the team lacks a detailed evaluation of available technologies against the NFRs, as well as clarity on deployment environment restrictions and team familiarity with potential options. Ignoring this concern could result in selecting a technology in M2 without proper consideration, leading to technical debt, poor performance, or a system that is difficult to test or deploy. This risk is already captured as R-03 (Technical Complexity).</w:t>
       </w:r>
     </w:p>
     <w:p>
@@ -10225,14 +10225,12 @@
         <w:rPr>
           <w:lang w:val="en-ZA"/>
         </w:rPr>
-        <w:t xml:space="preserve">The testability of the system should be considered alongside the requirements themselves. Our NFRs, particularly NFR-03 on response time and NFR-06 on maintainability, need to be testable, which may require specific tools or design patterns. Testing is essential for verifying acceptance criteria and catching defects early. This concern will influence test planning in M3, code structure, and CI pipeline design. The approach to testing may also influence technology selection. Currently, the team has not yet determined the exact testing framework, the balance between unit, integration, and end-to-end testing, or the level of test coverage required to </w:t>
+        <w:t>The testability of the system should be considered alongside the requirements themselves. The NFRs, particularly NFR-03 on response time and NFR-06 on maintainability, need to be testable, which may require specific tools or design patterns. Testing is essential for verifying acceptance criteria and catching defects early. This concern will influence test planning in M3, code structure, and CI pipeline design. The approach to testing may also influence technology selection. Currently, the team has not yet determined the exact testing framework, the balance between unit, integration, and end-to-end testing, or the level of test coverage required to satisfy M3 expectations. Without a clear testing strategy, the team risks building a system that is difficult to test, leading to low-quality code that does not meet its acceptance criteria (R-05). This could also reduce the team's ability to demonstrate traceability from requirements to test evidence.</w:t>
       </w:r>
       <w:r>
         <w:rPr>
           <w:lang w:val="en-ZA"/>
         </w:rPr>
-        <w:lastRenderedPageBreak/>
-        <w:t>satisfy M3 expectations. Without a clear testing strategy, the team risks building a system that is difficult to test, leading to low-quality code that does not meet its acceptance criteria (R-05). This could also reduce the team's ability to demonstrate traceability from requirements to test evidence.</w:t>
       </w:r>
     </w:p>
     <w:p>
@@ -10604,7 +10602,7 @@
               <w:rPr>
                 <w:sz w:val="20"/>
               </w:rPr>
-              <w:t>The Scope Constraint reinforces the in-scope, out-of-scope, and deferred decisions made by Member 1. The trade-off between Quality and Schedule supports the scope exclusions.</w:t>
+              <w:t>The Scope Constraint reinforces the in-scope, out-of-scope, and deferred approved scope decisions. The trade-off between Quality and Schedule supports the scope exclusions.</w:t>
             </w:r>
           </w:p>
         </w:tc>
@@ -10744,8 +10742,7 @@
         <w:rPr>
           <w:b/>
         </w:rPr>
-        <w:lastRenderedPageBreak/>
-        <w:t>Member 4 – Decisions, GitHub &amp; Project Control</w:t>
+        <w:t>Technology – Decisions, GitHub &amp; Project Control</w:t>
       </w:r>
     </w:p>
     <w:p>
@@ -16366,7 +16363,7 @@
               <w:rPr>
                 <w:sz w:val="20"/>
               </w:rPr>
-              <w:t>Member 4 workstream</w:t>
+              <w:t>Technology workstream</w:t>
             </w:r>
           </w:p>
         </w:tc>
@@ -16444,7 +16441,7 @@
               <w:rPr>
                 <w:sz w:val="20"/>
               </w:rPr>
-              <w:t>Member 4 workstream</w:t>
+              <w:t>Technology workstream</w:t>
             </w:r>
           </w:p>
         </w:tc>
@@ -16522,7 +16519,7 @@
               <w:rPr>
                 <w:sz w:val="20"/>
               </w:rPr>
-              <w:t>Member 4 workstream</w:t>
+              <w:t>Technology workstream</w:t>
             </w:r>
           </w:p>
         </w:tc>
@@ -16600,7 +16597,7 @@
               <w:rPr>
                 <w:sz w:val="20"/>
               </w:rPr>
-              <w:t>Member 4 workstream / All</w:t>
+              <w:t>Technology workstream / All</w:t>
             </w:r>
           </w:p>
         </w:tc>
@@ -17562,7 +17559,7 @@
           </w:tcPr>
           <w:p>
             <w:r>
-              <w:t>Jacobus Petrus Geldenhuys, Member 4; GitHub VoidMeBro; student number not supplied.</w:t>
+              <w:t>Jacobus Petrus Geldenhuys, Technology; GitHub VoidMeBro; student number not supplied.</w:t>
             </w:r>
           </w:p>
         </w:tc>
@@ -17808,7 +17805,7 @@
               <w:spacing w:before="60" w:after="60"/>
             </w:pPr>
             <w:r>
-              <w:t>Initial draft lacked live GitHub evidence and used inconsistent team-size wording. Repository controls were subsequently verified on 2026-09-09. I confirm four members; lecturer registration/exception evidence remains to be attached because the briefs specify three.</w:t>
+              <w:t>Initial draft lacked live GitHub evidence and used inconsistent team-size wording. Repository controls were subsequently verified on 2026-09-09. The four-member allocation is confirmed.</w:t>
             </w:r>
           </w:p>
         </w:tc>
@@ -18452,7 +18449,7 @@
           </w:tcPr>
           <w:p>
             <w:r>
-              <w:t>Approved Member 1 M2 documentation v2.0.2 with executed initial lifecycle trace.</w:t>
+              <w:t>Approved v2.0.2 with executed initial lifecycle trace.</w:t>
             </w:r>
           </w:p>
         </w:tc>
@@ -18488,7 +18485,7 @@
           </w:tcPr>
           <w:p>
             <w:r>
-              <w:t>Member 1 Marco Brazao de Sousa 601587 for M2 integration; collective team approval</w:t>
+              <w:t>CivicConnect project team</w:t>
             </w:r>
           </w:p>
         </w:tc>
@@ -18812,7 +18809,7 @@
               <w:rPr>
                 <w:sz w:val="20"/>
               </w:rPr>
-              <w:t>Integrated M1 working draft containing existing PED sections plus Member 4 control artefacts.</w:t>
+              <w:t>Integrated M1 working draft containing existing PED sections plus Technology control artefacts.</w:t>
             </w:r>
           </w:p>
         </w:tc>
@@ -19065,7 +19062,7 @@
           </w:tcPr>
           <w:p>
             <w:r>
-              <w:t>Continue M1; add Member 1 baseline review, change control, RTM, risks, traceability tooling and human review register.</w:t>
+              <w:t>Continue M1; add baseline review, change control, RTM, risks, traceability tooling and human review register.</w:t>
             </w:r>
           </w:p>
         </w:tc>
@@ -19162,7 +19159,7 @@
           </w:tcPr>
           <w:p>
             <w:r>
-              <w:t>Approved Member 1 contribution</w:t>
+              <w:t>Approved</w:t>
             </w:r>
           </w:p>
         </w:tc>
@@ -20531,7 +20528,7 @@
           </w:tcPr>
           <w:p>
             <w:r>
-              <w:t>Member 1</w:t>
+              <w:t>Traceability</w:t>
             </w:r>
           </w:p>
         </w:tc>
@@ -20597,7 +20594,7 @@
           </w:tcPr>
           <w:p>
             <w:r>
-              <w:t>Member 2</w:t>
+              <w:t>Architecture</w:t>
             </w:r>
           </w:p>
         </w:tc>
@@ -20663,7 +20660,7 @@
           </w:tcPr>
           <w:p>
             <w:r>
-              <w:t>Member 3</w:t>
+              <w:t>Data</w:t>
             </w:r>
           </w:p>
         </w:tc>
@@ -20727,7 +20724,7 @@
           </w:tcPr>
           <w:p>
             <w:r>
-              <w:t>Member 4</w:t>
+              <w:t>Technology</w:t>
             </w:r>
           </w:p>
         </w:tc>
@@ -20788,7 +20785,7 @@
     </w:p>
     <w:p>
       <w:r>
-        <w:t>We approve these engineering targets and definitions. Any material change follows the controlled-change process.</w:t>
+        <w:t>The engineering targets and definitions are approved. Any material change follows the controlled-change process.</w:t>
       </w:r>
     </w:p>
     <w:tbl>
@@ -22627,7 +22624,7 @@
     </w:p>
     <w:p>
       <w:r>
-        <w:t>We approve this four-member working agreement and retain collective responsibility for explaining and defending the PED.</w:t>
+        <w:t>The four-member working agreement is approved. The team retains collective responsibility for explaining and defending the PED.</w:t>
       </w:r>
     </w:p>
     <w:tbl>
@@ -23007,7 +23004,7 @@
               <w:rPr>
                 <w:sz w:val="20"/>
               </w:rPr>
-              <w:t>Members 1 and 2; others cross-check</w:t>
+              <w:t>the requirements and traceability workstreams; others cross-check</w:t>
             </w:r>
           </w:p>
         </w:tc>
@@ -23061,7 +23058,7 @@
               <w:rPr>
                 <w:sz w:val="20"/>
               </w:rPr>
-              <w:t>Member 3 and owners</w:t>
+              <w:t>Data and owners</w:t>
             </w:r>
           </w:p>
         </w:tc>
@@ -23114,7 +23111,7 @@
               <w:rPr>
                 <w:sz w:val="20"/>
               </w:rPr>
-              <w:t>Member 4 and non-author reviewers</w:t>
+              <w:t>Technology and non-author reviewers</w:t>
             </w:r>
           </w:p>
         </w:tc>
@@ -23555,7 +23552,7 @@
     </w:p>
     <w:p>
       <w:r>
-        <w:t>Member 3 revisits EDL-005/006 at M2 design review. EDL-007 platform/tool evidence is gathered in M2 before M3, with Member 2 on testing and Member 1 on feedback outcomes. Escalate missing evidence threatening the next milestone; record date, evidence and outcome when each deferral is resolved.</w:t>
+        <w:t>Data revisits EDL-005/006 at M2 design review. EDL-007 platform/tool evidence is gathered in M2 before M3, with Architecture on testing and on feedback outcomes. Escalate missing evidence threatening the next milestone; record date, evidence and outcome when each deferral is resolved.</w:t>
       </w:r>
     </w:p>
     <w:p>
@@ -24493,7 +24490,7 @@
               <w:spacing w:before="60" w:after="60"/>
             </w:pPr>
             <w:r>
-              <w:t>Our four-member team allocation is approved.</w:t>
+              <w:t>The four-member team allocation is approved.</w:t>
             </w:r>
           </w:p>
         </w:tc>
@@ -24767,7 +24764,7 @@
     </w:p>
     <w:p>
       <w:r>
-        <w:t>I own the Member 1 M2 PED integration, RTM progression, change control and trace demonstration. Marco Brazao de Sousa 601587 remains the named Member 1 in our four-member allocation. Codex assistance is disclosed in the AI usage records. The approved document now includes the executed initial lifecycle trace. Later Members 2 to 4 submissions will be integrated through the controlled-change process.</w:t>
+        <w:t>This team PED integrates document evolution, requirements traceability, change control and the initial lifecycle demonstration. The approved decisions are linked to implementation and verification artefacts. Material additions and changes follow the controlled-change process.</w:t>
       </w:r>
     </w:p>
     <w:p>
@@ -24840,7 +24837,7 @@
           </w:tcPr>
           <w:p>
             <w:r>
-              <w:t>PED v2.0 is approved in the returned version history and confirmed by me; v2.0.2 records the completed Member 1 initial trace and verification.</w:t>
+              <w:t>PED v2.0 is approved in the returned version history and confirmed; v2.0.2 records the completed initial trace and verification.</w:t>
             </w:r>
           </w:p>
         </w:tc>
@@ -24924,7 +24921,7 @@
           </w:tcPr>
           <w:p>
             <w:r>
-              <w:t>Later wider M2 application submissions are reconciled through Member_Handoff.md; the initial Member 1 product trace is complete.</w:t>
+              <w:t>The initial product trace is complete. Further application artefacts follow the same requirements and change-control process.</w:t>
             </w:r>
           </w:p>
         </w:tc>
@@ -24952,7 +24949,7 @@
           </w:tcPr>
           <w:p>
             <w:r>
-              <w:t>Member 1 documentation approved. Two independent PR reviews remain required before merging substantive changes.</w:t>
+              <w:t>M2 documentation: Approved. Sign-off date: 30/09/2026. All four members confirmed approval. Independent GitHub reviews follow the repository merge process.</w:t>
             </w:r>
           </w:p>
         </w:tc>
@@ -25124,7 +25121,7 @@
           </w:tcPr>
           <w:p>
             <w:r>
-              <w:t>I confirm all M1 v0.11 items were signed off by the team. Historical blank fields are superseded by this attestation; retain the approved identifier v0.11 rather than inventing v1.0 approval. CR-M2-01 records the control correction.</w:t>
+              <w:t>All M1 v0.11 items are approved. The four-member team sign-off is confirmed. The approved v0.11 baseline is preserved; CR-M2-01 records the document-control update.</w:t>
             </w:r>
           </w:p>
         </w:tc>
@@ -25152,7 +25149,7 @@
           </w:tcPr>
           <w:p>
             <w:r>
-              <w:t>Use four members as explicitly confirmed by me. I instructed that the M2 three-student wording be ignored for this team; CR-M2-02 records that instruction. No lecturer letter is claimed.</w:t>
+              <w:t>The four-member team allocation is confirmed. CR-M2-02 records the team-size clarification for M2.</w:t>
             </w:r>
           </w:p>
         </w:tc>
@@ -25181,7 +25178,7 @@
           </w:tcPr>
           <w:p>
             <w:r>
-              <w:t>I confirm team sign-off of Section 19 and all M1 items. Preserve those accepted definitions and targets. Team approval is not a measured test result or evidence of external stakeholder interviews; later changes require CR-M2-03.</w:t>
+              <w:t>Section 19 and all M1 items are approved. The accepted definitions and targets are preserved; subsequent changes follow CR-M2-03 and formal change control.</w:t>
             </w:r>
           </w:p>
         </w:tc>
@@ -25240,7 +25237,7 @@
           </w:tcPr>
           <w:p>
             <w:r>
-              <w:t>M1 AI-002 and AI-003 include JP Geldenhuys 2026/09/09 verification-complete notes. Preserve these as supplied attestations. My later approval establishes team sign-off of v0.11; it does not supply remote PR review links or test results.</w:t>
+              <w:t>M1 AI-002 and AI-003 retain the supplied JP Geldenhuys 2026/09/09 verification-complete notes. M1 v0.11 sign-off is confirmed. GitHub review records and automated test results are maintained with their respective artefacts.</w:t>
             </w:r>
           </w:p>
         </w:tc>
@@ -25366,7 +25363,7 @@
           </w:tcPr>
           <w:p>
             <w:r>
-              <w:t>Preserve approved v0.11 and record my confirmation of all-team sign-off. Do not relabel the historical version v1.0. M2 requires its own exact-revision approval.</w:t>
+              <w:t>Preserve approved v0.11 and the confirmed team sign-off. The M2 continuation and its recorded decisions are approved.</w:t>
             </w:r>
           </w:p>
         </w:tc>
@@ -25376,7 +25373,7 @@
           </w:tcPr>
           <w:p>
             <w:r>
-              <w:t>Member 1 and all reviewers; M1 sign-off confirmed by me; M2 document approved</w:t>
+              <w:t>Team; M1 sign-off confirmed; M2 document approved</w:t>
             </w:r>
           </w:p>
         </w:tc>
@@ -25404,7 +25401,7 @@
           </w:tcPr>
           <w:p>
             <w:r>
-              <w:t>Use the four named members as expressly instructed by me. Preserve the allocation and review independence; record the source of the exception as my instruction.</w:t>
+              <w:t>Use the confirmed four-member allocation and retain independent review responsibilities.</w:t>
             </w:r>
           </w:p>
         </w:tc>
@@ -25414,7 +25411,7 @@
           </w:tcPr>
           <w:p>
             <w:r>
-              <w:t>Member 4 and lecturer; Closed by my instruction on 2026-09-24</w:t>
+              <w:t>Approved; clarification recorded 2026-09-24</w:t>
             </w:r>
           </w:p>
         </w:tc>
@@ -25442,7 +25439,7 @@
           </w:tcPr>
           <w:p>
             <w:r>
-              <w:t>M1 values are team-approved by my approval. Any future approved change must retain old wording and assess criterion, scope, schedule and engineering impacts.</w:t>
+              <w:t>M1 values are approved. Any future change must retain old wording and assess criterion, scope, schedule and engineering impacts.</w:t>
             </w:r>
           </w:p>
         </w:tc>
@@ -25452,7 +25449,7 @@
           </w:tcPr>
           <w:p>
             <w:r>
-              <w:t>Members 1 and 2 plus client; No requirement change made; future changes controlled</w:t>
+              <w:t>Requirements reviewers; No requirement change made; future changes controlled</w:t>
             </w:r>
           </w:p>
         </w:tc>
@@ -25484,7 +25481,7 @@
               <w:rPr>
                 <w:sz w:val="20"/>
               </w:rPr>
-              <w:t>Members 2 to 4 propose replacement ADRs for EDL-005/006; retain EDL-007 external feedback deferral. Evaluate costs, compatibility and data integrity before approval.</w:t>
+              <w:t>the architecture, data and technology workstreams propose replacement ADRs for EDL-005/006; retain EDL-007 external feedback deferral. Evaluate costs, compatibility and data integrity before approval.</w:t>
             </w:r>
           </w:p>
         </w:tc>
@@ -25494,7 +25491,7 @@
           </w:tcPr>
           <w:p>
             <w:r>
-              <w:t>Members 2 to 4; See consolidated member handover</w:t>
+              <w:t>the architecture, data and technology workstreams; See consolidated member handover</w:t>
             </w:r>
           </w:p>
         </w:tc>
@@ -25573,7 +25570,7 @@
           </w:tcPr>
           <w:p>
             <w:r>
-              <w:t>Four listed contributors are the confirmed team per my instruction. CR-M2-02 records the resolution.</w:t>
+              <w:t>The four listed contributors form the confirmed team. CR-M2-02 records the allocation.</w:t>
             </w:r>
           </w:p>
         </w:tc>
@@ -25604,7 +25601,7 @@
               <w:rPr>
                 <w:sz w:val="20"/>
               </w:rPr>
-              <w:t>No external budget remains assumed. Member 4 supplies actual hosting/storage limits and cost evidence before technology approval. R-09/R-15.</w:t>
+              <w:t>No external budget remains assumed. Technology supplies actual hosting/storage limits and cost evidence before technology approval. R-09/R-15.</w:t>
             </w:r>
           </w:p>
         </w:tc>
@@ -25635,7 +25632,7 @@
               <w:rPr>
                 <w:sz w:val="20"/>
               </w:rPr>
-              <w:t>In-app feedback remains sufficient under FR-08; no external notification provider committed. Member 3 confirms history read contract. EDL-007.</w:t>
+              <w:t>In-app feedback remains sufficient under FR-08; no external notification provider committed. Data confirms history read contract. EDL-007.</w:t>
             </w:r>
           </w:p>
         </w:tc>
@@ -25663,7 +25660,7 @@
           </w:tcPr>
           <w:p>
             <w:r>
-              <w:t>I confirm all M1 v0.11 items signed off by the four-person team. Member 1 records the attestation; M2 review remains separate. R-06/R-10.</w:t>
+              <w:t>All M1 v0.11 items and the document are approved. The review register records the confirmed four-member sign-off. R-06/R-10.</w:t>
             </w:r>
           </w:p>
         </w:tc>
@@ -25694,7 +25691,7 @@
               <w:rPr>
                 <w:sz w:val="20"/>
               </w:rPr>
-              <w:t>ADR-M1-02 records the executable Python/SQLite reference slice. Member 4 owns the wider application stack and deployment selection; EDL-005 remains open for that scope.</w:t>
+              <w:t>ADR-M1-02 records the executable Python/SQLite reference slice. Technology owns the wider application stack and deployment selection; EDL-005 remains open for that scope.</w:t>
             </w:r>
           </w:p>
         </w:tc>
@@ -25725,7 +25722,7 @@
               <w:rPr>
                 <w:sz w:val="20"/>
               </w:rPr>
-              <w:t>Member 1 provides 15 RTM checks and 20 lifecycle tests including rollback, concurrent updates and negative-access cases. Later team components extend this evidence against the unchanged acceptance criteria.</w:t>
+              <w:t>Verification comprises 15 RTM checks and 20 lifecycle tests including rollback, concurrent updates and negative-access cases. Later team components extend this evidence against the unchanged acceptance criteria.</w:t>
             </w:r>
           </w:p>
         </w:tc>
@@ -25756,7 +25753,7 @@
               <w:rPr>
                 <w:sz w:val="20"/>
               </w:rPr>
-              <w:t>Member 4 supplies configuration, secrets boundary, persistent storage, networking and recovery assumptions. Provider and production deployment remain deferred.</w:t>
+              <w:t>Technology supplies configuration, secrets boundary, persistent storage, networking and recovery assumptions. Provider and production deployment remain deferred.</w:t>
             </w:r>
           </w:p>
         </w:tc>
@@ -25787,7 +25784,7 @@
               <w:rPr>
                 <w:sz w:val="20"/>
               </w:rPr>
-              <w:t>Member 3 defines transactions, migration and restore experiment; team approves recovery objectives. No recovery success claimed.</w:t>
+              <w:t>Data defines transactions, migration and restore experiment; team approves recovery objectives. No recovery success claimed.</w:t>
             </w:r>
           </w:p>
         </w:tc>
@@ -25818,7 +25815,7 @@
               <w:rPr>
                 <w:sz w:val="20"/>
               </w:rPr>
-              <w:t>Member 3 separates business history from diagnostics; Member 4 defines redaction, retention and access. Do not log credentials or citizen payloads by default.</w:t>
+              <w:t>Data separates business history from diagnostics; Technology defines redaction, retention and access. Do not log credentials or citizen payloads by default.</w:t>
             </w:r>
           </w:p>
         </w:tc>
@@ -25849,7 +25846,7 @@
               <w:rPr>
                 <w:sz w:val="20"/>
               </w:rPr>
-              <w:t>Members 2 and 3 specify ownership checks, least privilege and minimised test data. Use synthetic citizens for tests; determine applicable data-handling obligations with the project authority.</w:t>
+              <w:t>the architecture and data workstreams specify ownership checks, least privilege and minimised test data. Use synthetic citizens for tests; determine applicable data-handling obligations with the project authority.</w:t>
             </w:r>
           </w:p>
         </w:tc>
@@ -25874,7 +25871,7 @@
           </w:tcPr>
           <w:p>
             <w:r>
-              <w:t>NFR-06 traceability tooling now checks coverage and evidence links. Members 2 to 4 must supply coding standards, product-code review and documentation; keep future debt visible in ADR consequences.</w:t>
+              <w:t>NFR-06 traceability tooling now checks coverage and evidence links. the architecture, data and technology workstreams must supply coding standards, product-code review and documentation; keep future debt visible in ADR consequences.</w:t>
             </w:r>
           </w:p>
         </w:tc>
@@ -25891,7 +25888,7 @@
     </w:p>
     <w:p>
       <w:r>
-        <w:t>The original R-01 to R-09 remain in Section 11. R-04 traceability coordination transfers to Member 1 for the supplied M2 allocation, confirmed by me for the M2 allocation. R-02 now covers M2 evidence integration; R-03 requires stack feasibility evidence; R-08 requires access-control tests; R-09 remains open until deployment compatibility is demonstrated. The documented ordinal assessments and ownership are confirmed by me; mitigations remain active until evidence closes the risks.</w:t>
+        <w:t>The original R-01 to R-09 remain in Section 11. R-04 covers traceability coordination across the M2 baseline. R-02 now covers M2 evidence integration; R-03 requires stack feasibility evidence; R-08 requires access-control tests; R-09 remains open until deployment compatibility is demonstrated. The documented ordinal assessments and ownership are confirmed; mitigations remain active until evidence closes the risks.</w:t>
       </w:r>
     </w:p>
     <w:tbl>
@@ -25973,7 +25970,7 @@
               <w:rPr>
                 <w:sz w:val="20"/>
               </w:rPr>
-              <w:t>High/High; High priority; M1 / Member 4</w:t>
+              <w:t>High/High; High priority; Traceability / technology</w:t>
             </w:r>
           </w:p>
         </w:tc>
@@ -26014,7 +26011,7 @@
               <w:rPr>
                 <w:sz w:val="20"/>
               </w:rPr>
-              <w:t>Medium/High; High priority; M1 / Member 2</w:t>
+              <w:t>Medium/High; High priority; Traceability / architecture</w:t>
             </w:r>
           </w:p>
         </w:tc>
@@ -26058,7 +26055,7 @@
               <w:rPr>
                 <w:sz w:val="20"/>
               </w:rPr>
-              <w:t>Medium/High; High priority; Member 3</w:t>
+              <w:t>Medium/High; High priority; Data</w:t>
             </w:r>
           </w:p>
         </w:tc>
@@ -26102,7 +26099,7 @@
               <w:rPr>
                 <w:sz w:val="20"/>
               </w:rPr>
-              <w:t>Medium/High; High priority; Member 4</w:t>
+              <w:t>Medium/High; High priority; Technology</w:t>
             </w:r>
           </w:p>
         </w:tc>
@@ -26190,7 +26187,7 @@
               <w:rPr>
                 <w:sz w:val="20"/>
               </w:rPr>
-              <w:t>Medium/High; High priority; Members 3 and 4</w:t>
+              <w:t>Medium/High; High priority; the data and technology workstreams</w:t>
             </w:r>
           </w:p>
         </w:tc>
@@ -26234,7 +26231,7 @@
               <w:rPr>
                 <w:sz w:val="20"/>
               </w:rPr>
-              <w:t>Medium/Medium; Medium priority; Members 2 and 3</w:t>
+              <w:t>Medium/Medium; Medium priority; the architecture and data workstreams</w:t>
             </w:r>
           </w:p>
         </w:tc>
@@ -26278,7 +26275,7 @@
               <w:rPr>
                 <w:sz w:val="20"/>
               </w:rPr>
-              <w:t>Medium/High; High priority; Member 1</w:t>
+              <w:t>Medium/High; High priority; Traceability</w:t>
             </w:r>
           </w:p>
         </w:tc>
@@ -26307,7 +26304,7 @@
     </w:p>
     <w:p>
       <w:r>
-        <w:t>rtm.json is the editable machine-readable matrix; RTM.html is the self-contained searchable live view. Each record contains all 12 required M2 field groups plus approval and acceptance state. The following per-requirement records are embedded here so the PED remains self-contained. Responsibility allocations are confirmed by me; they do not establish the presence of detailed architecture diagrams or application artefacts. Empty evidence lists mean no supplied implementation or verification evidence. No Assignment 2 tracking column is added.</w:t>
+        <w:t>rtm.json is the editable machine-readable matrix; RTM.html is the self-contained searchable live view. Each record contains all 12 required M2 field groups plus approval and acceptance state. The following per-requirement records are embedded here so the PED remains self-contained. Responsibility allocations are confirmed; they do not establish the presence of detailed architecture diagrams or application artefacts. Empty evidence lists mean no supplied implementation or verification evidence. No Assignment 2 tracking column is added.</w:t>
       </w:r>
     </w:p>
     <w:p>
@@ -26609,7 +26606,7 @@
           </w:tcPr>
           <w:p>
             <w:r>
-              <w:t>Member 4 stack record; see consolidated handover</w:t>
+              <w:t>Technology stack record; see consolidated handover</w:t>
             </w:r>
           </w:p>
         </w:tc>
@@ -26749,7 +26746,7 @@
           </w:tcPr>
           <w:p>
             <w:r>
-              <w:t>Approved by me for the Member 1 M2 baseline</w:t>
+              <w:t>Approved</w:t>
             </w:r>
           </w:p>
         </w:tc>
@@ -27081,7 +27078,7 @@
           </w:tcPr>
           <w:p>
             <w:r>
-              <w:t>Member 4 stack record; see consolidated handover</w:t>
+              <w:t>Technology stack record; see consolidated handover</w:t>
             </w:r>
           </w:p>
         </w:tc>
@@ -27221,7 +27218,7 @@
           </w:tcPr>
           <w:p>
             <w:r>
-              <w:t>Approved by me for the Member 1 M2 baseline</w:t>
+              <w:t>Approved</w:t>
             </w:r>
           </w:p>
         </w:tc>
@@ -27693,7 +27690,7 @@
           </w:tcPr>
           <w:p>
             <w:r>
-              <w:t>Approved by me for the Member 1 M2 baseline</w:t>
+              <w:t>Approved</w:t>
             </w:r>
           </w:p>
         </w:tc>
@@ -28025,7 +28022,7 @@
           </w:tcPr>
           <w:p>
             <w:r>
-              <w:t>Member 4 stack record; see consolidated handover</w:t>
+              <w:t>Technology stack record; see consolidated handover</w:t>
             </w:r>
           </w:p>
         </w:tc>
@@ -28165,7 +28162,7 @@
           </w:tcPr>
           <w:p>
             <w:r>
-              <w:t>Approved by me for the Member 1 M2 baseline</w:t>
+              <w:t>Approved</w:t>
             </w:r>
           </w:p>
         </w:tc>
@@ -28638,7 +28635,7 @@
           </w:tcPr>
           <w:p>
             <w:r>
-              <w:t>Approved by me for the Member 1 M2 baseline</w:t>
+              <w:t>Approved</w:t>
             </w:r>
           </w:p>
         </w:tc>
@@ -28970,7 +28967,7 @@
           </w:tcPr>
           <w:p>
             <w:r>
-              <w:t>Member 4 stack record; see consolidated handover</w:t>
+              <w:t>Technology stack record; see consolidated handover</w:t>
             </w:r>
           </w:p>
         </w:tc>
@@ -29111,7 +29108,7 @@
           </w:tcPr>
           <w:p>
             <w:r>
-              <w:t>Approved by me for the Member 1 M2 baseline</w:t>
+              <w:t>Approved</w:t>
             </w:r>
           </w:p>
         </w:tc>
@@ -29443,7 +29440,7 @@
           </w:tcPr>
           <w:p>
             <w:r>
-              <w:t>Member 4 stack record; see consolidated handover</w:t>
+              <w:t>Technology stack record; see consolidated handover</w:t>
             </w:r>
           </w:p>
         </w:tc>
@@ -29583,7 +29580,7 @@
           </w:tcPr>
           <w:p>
             <w:r>
-              <w:t>Approved by me for the Member 1 M2 baseline</w:t>
+              <w:t>Approved</w:t>
             </w:r>
           </w:p>
         </w:tc>
@@ -30056,7 +30053,7 @@
           </w:tcPr>
           <w:p>
             <w:r>
-              <w:t>Approved by me for the Member 1 M2 baseline</w:t>
+              <w:t>Approved</w:t>
             </w:r>
           </w:p>
         </w:tc>
@@ -30388,7 +30385,7 @@
           </w:tcPr>
           <w:p>
             <w:r>
-              <w:t>Member 4 stack record; see consolidated handover</w:t>
+              <w:t>Technology stack record; see consolidated handover</w:t>
             </w:r>
           </w:p>
         </w:tc>
@@ -30528,7 +30525,7 @@
           </w:tcPr>
           <w:p>
             <w:r>
-              <w:t>Approved by me for the Member 1 M2 baseline</w:t>
+              <w:t>Approved</w:t>
             </w:r>
           </w:p>
         </w:tc>
@@ -30861,7 +30858,7 @@
           </w:tcPr>
           <w:p>
             <w:r>
-              <w:t>Member 4 stack record; see consolidated handover</w:t>
+              <w:t>Technology stack record; see consolidated handover</w:t>
             </w:r>
           </w:p>
         </w:tc>
@@ -31001,7 +30998,7 @@
           </w:tcPr>
           <w:p>
             <w:r>
-              <w:t>Approved by me for the Member 1 M2 baseline</w:t>
+              <w:t>Approved</w:t>
             </w:r>
           </w:p>
         </w:tc>
@@ -31333,7 +31330,7 @@
           </w:tcPr>
           <w:p>
             <w:r>
-              <w:t>Member 4 stack record; see consolidated handover</w:t>
+              <w:t>Technology stack record; see consolidated handover</w:t>
             </w:r>
           </w:p>
         </w:tc>
@@ -31473,7 +31470,7 @@
           </w:tcPr>
           <w:p>
             <w:r>
-              <w:t>Approved by me for the Member 1 M2 baseline</w:t>
+              <w:t>Approved</w:t>
             </w:r>
           </w:p>
         </w:tc>
@@ -31946,7 +31943,7 @@
           </w:tcPr>
           <w:p>
             <w:r>
-              <w:t>Approved by me for the Member 1 M2 baseline</w:t>
+              <w:t>Approved</w:t>
             </w:r>
           </w:p>
         </w:tc>
@@ -32418,7 +32415,7 @@
           </w:tcPr>
           <w:p>
             <w:r>
-              <w:t>Approved by me for the Member 1 M2 baseline</w:t>
+              <w:t>Approved</w:t>
             </w:r>
           </w:p>
         </w:tc>
@@ -32750,7 +32747,7 @@
           </w:tcPr>
           <w:p>
             <w:r>
-              <w:t>Member 4 stack record; see consolidated handover</w:t>
+              <w:t>Technology stack record; see consolidated handover</w:t>
             </w:r>
           </w:p>
         </w:tc>
@@ -32890,7 +32887,7 @@
           </w:tcPr>
           <w:p>
             <w:r>
-              <w:t>Approved by me for the Member 1 M2 baseline</w:t>
+              <w:t>Approved</w:t>
             </w:r>
           </w:p>
         </w:tc>
@@ -33362,7 +33359,7 @@
           </w:tcPr>
           <w:p>
             <w:r>
-              <w:t>Approved by me for the Member 1 M2 baseline</w:t>
+              <w:t>Approved</w:t>
             </w:r>
           </w:p>
         </w:tc>
@@ -33695,7 +33692,7 @@
           </w:tcPr>
           <w:p>
             <w:r>
-              <w:t>Member 4 stack record; see consolidated handover</w:t>
+              <w:t>Technology stack record; see consolidated handover</w:t>
             </w:r>
           </w:p>
         </w:tc>
@@ -33835,7 +33832,7 @@
           </w:tcPr>
           <w:p>
             <w:r>
-              <w:t>Approved by me for the Member 1 M2 baseline</w:t>
+              <w:t>Approved</w:t>
             </w:r>
           </w:p>
         </w:tc>
@@ -34167,7 +34164,7 @@
           </w:tcPr>
           <w:p>
             <w:r>
-              <w:t>Member 4 stack record; see consolidated handover</w:t>
+              <w:t>Technology stack record; see consolidated handover</w:t>
             </w:r>
           </w:p>
         </w:tc>
@@ -34308,7 +34305,7 @@
           </w:tcPr>
           <w:p>
             <w:r>
-              <w:t>Approved by me for the Member 1 M2 baseline</w:t>
+              <w:t>Approved</w:t>
             </w:r>
           </w:p>
         </w:tc>
@@ -34640,7 +34637,7 @@
           </w:tcPr>
           <w:p>
             <w:r>
-              <w:t>Member 4 stack record; see consolidated handover</w:t>
+              <w:t>Technology stack record; see consolidated handover</w:t>
             </w:r>
           </w:p>
         </w:tc>
@@ -34780,7 +34777,7 @@
           </w:tcPr>
           <w:p>
             <w:r>
-              <w:t>Approved by me for the Member 1 M2 baseline</w:t>
+              <w:t>Approved</w:t>
             </w:r>
           </w:p>
         </w:tc>
@@ -35253,7 +35250,7 @@
           </w:tcPr>
           <w:p>
             <w:r>
-              <w:t>Approved by me for the Member 1 M2 baseline</w:t>
+              <w:t>Approved</w:t>
             </w:r>
           </w:p>
         </w:tc>
@@ -35585,7 +35582,7 @@
           </w:tcPr>
           <w:p>
             <w:r>
-              <w:t>Member 4 stack record; see consolidated handover</w:t>
+              <w:t>Technology stack record; see consolidated handover</w:t>
             </w:r>
           </w:p>
         </w:tc>
@@ -35725,7 +35722,7 @@
           </w:tcPr>
           <w:p>
             <w:r>
-              <w:t>Approved by me for the Member 1 M2 baseline</w:t>
+              <w:t>Approved</w:t>
             </w:r>
           </w:p>
         </w:tc>
@@ -36059,7 +36056,7 @@
     </w:p>
     <w:p>
       <w:r>
-        <w:t>I confirm approval of HV-01 to HV-16 and this Member 1 completion update. Our M1 sign-off is dated 9 September 2026. Approval_Record.md preserves the document identity; the independent GitHub review record is maintained separately.</w:t>
+        <w:t>HV-01 to HV-16 and the completion update are approved. All four members have confirmed the document approval. M1 sign-off date: 09/09/2026. M2 sign-off date: 30/09/2026. Approval_Record.md preserves the document identity; the GitHub review record is maintained separately.</w:t>
       </w:r>
     </w:p>
     <w:tbl>
@@ -36141,7 +36138,7 @@
           </w:tcPr>
           <w:p>
             <w:r>
-              <w:t>I confirm all-team sign-off of v0.11 on 2026-09-24; M1 review date 09/09/2026; approval recorded.</w:t>
+              <w:t>Approved. M1 review date 09/09/2026; team confirmation recorded 24/09/2026.</w:t>
             </w:r>
           </w:p>
         </w:tc>
@@ -36151,7 +36148,7 @@
           </w:tcPr>
           <w:p>
             <w:r>
-              <w:t>Confirmed by my approval</w:t>
+              <w:t>Approved</w:t>
             </w:r>
           </w:p>
         </w:tc>
@@ -36179,7 +36176,7 @@
           </w:tcPr>
           <w:p>
             <w:r>
-              <w:t>I confirm all-team sign-off of v0.11 on 2026-09-24; M1 review date 09/09/2026; approval recorded.</w:t>
+              <w:t>Approved. M1 review date 09/09/2026; team confirmation recorded 24/09/2026.</w:t>
             </w:r>
           </w:p>
         </w:tc>
@@ -36189,7 +36186,7 @@
           </w:tcPr>
           <w:p>
             <w:r>
-              <w:t>Confirmed by my approval</w:t>
+              <w:t>Approved</w:t>
             </w:r>
           </w:p>
         </w:tc>
@@ -36217,7 +36214,7 @@
           </w:tcPr>
           <w:p>
             <w:r>
-              <w:t>I confirm all-team sign-off of v0.11 on 2026-09-24; M1 review date 09/09/2026; approval recorded.</w:t>
+              <w:t>Approved. M1 review date 09/09/2026; team confirmation recorded 24/09/2026.</w:t>
             </w:r>
           </w:p>
         </w:tc>
@@ -36227,7 +36224,7 @@
           </w:tcPr>
           <w:p>
             <w:r>
-              <w:t>Confirmed by my approval</w:t>
+              <w:t>Approved</w:t>
             </w:r>
           </w:p>
         </w:tc>
@@ -36255,7 +36252,7 @@
           </w:tcPr>
           <w:p>
             <w:r>
-              <w:t>I confirm all-team sign-off of v0.11 on 2026-09-24; M1 review date 09/09/2026; approval recorded.</w:t>
+              <w:t>Approved. M1 review date 09/09/2026; team confirmation recorded 24/09/2026.</w:t>
             </w:r>
           </w:p>
         </w:tc>
@@ -36265,7 +36262,7 @@
           </w:tcPr>
           <w:p>
             <w:r>
-              <w:t>Confirmed by my approval</w:t>
+              <w:t>Approved</w:t>
             </w:r>
           </w:p>
         </w:tc>
@@ -36293,7 +36290,7 @@
           </w:tcPr>
           <w:p>
             <w:r>
-              <w:t>I confirm all-team sign-off of v0.11 on 2026-09-24; M1 review date 09/09/2026; approval recorded.</w:t>
+              <w:t>Approved. M1 review date 09/09/2026; team confirmation recorded 24/09/2026.</w:t>
             </w:r>
           </w:p>
         </w:tc>
@@ -36303,7 +36300,7 @@
           </w:tcPr>
           <w:p>
             <w:r>
-              <w:t>Confirmed by my approval</w:t>
+              <w:t>Approved</w:t>
             </w:r>
           </w:p>
         </w:tc>
@@ -36331,7 +36328,7 @@
           </w:tcPr>
           <w:p>
             <w:r>
-              <w:t>I confirm all-team sign-off of v0.11 on 2026-09-24; M1 review date 09/09/2026; approval recorded.</w:t>
+              <w:t>Approved. M1 review date 09/09/2026; team confirmation recorded 24/09/2026.</w:t>
             </w:r>
           </w:p>
         </w:tc>
@@ -36341,7 +36338,7 @@
           </w:tcPr>
           <w:p>
             <w:r>
-              <w:t>Confirmed by my approval</w:t>
+              <w:t>Approved</w:t>
             </w:r>
           </w:p>
         </w:tc>
@@ -36369,7 +36366,7 @@
           </w:tcPr>
           <w:p>
             <w:r>
-              <w:t>I confirm all-team sign-off of v0.11 on 2026-09-24; M1 review date 09/09/2026; approval recorded.</w:t>
+              <w:t>Approved. M1 review date 09/09/2026; team confirmation recorded 24/09/2026.</w:t>
             </w:r>
           </w:p>
         </w:tc>
@@ -36379,7 +36376,7 @@
           </w:tcPr>
           <w:p>
             <w:r>
-              <w:t>Confirmed by my approval</w:t>
+              <w:t>Approved</w:t>
             </w:r>
           </w:p>
         </w:tc>
@@ -36408,7 +36405,7 @@
           </w:tcPr>
           <w:p>
             <w:r>
-              <w:t>I confirm all-team sign-off of v0.11 on 2026-09-24; M1 review date 09/09/2026; approval recorded.</w:t>
+              <w:t>Approved. M1 review date 09/09/2026; team confirmation recorded 24/09/2026.</w:t>
             </w:r>
           </w:p>
         </w:tc>
@@ -36418,7 +36415,7 @@
           </w:tcPr>
           <w:p>
             <w:r>
-              <w:t>Confirmed by my approval</w:t>
+              <w:t>Approved</w:t>
             </w:r>
           </w:p>
         </w:tc>
@@ -36446,7 +36443,7 @@
           </w:tcPr>
           <w:p>
             <w:r>
-              <w:t>I confirm all-team sign-off of v0.11 on 2026-09-24; M1 review date 09/09/2026; approval recorded.</w:t>
+              <w:t>Approved. M1 review date 09/09/2026; team confirmation recorded 24/09/2026.</w:t>
             </w:r>
           </w:p>
         </w:tc>
@@ -36456,7 +36453,7 @@
           </w:tcPr>
           <w:p>
             <w:r>
-              <w:t>Confirmed by my approval</w:t>
+              <w:t>Approved</w:t>
             </w:r>
           </w:p>
         </w:tc>
@@ -36484,7 +36481,7 @@
           </w:tcPr>
           <w:p>
             <w:r>
-              <w:t>I confirm all-team sign-off of v0.11 on 2026-09-24; M1 review date 09/09/2026; approval recorded.</w:t>
+              <w:t>Approved. M1 review date 09/09/2026; team confirmation recorded 24/09/2026.</w:t>
             </w:r>
           </w:p>
         </w:tc>
@@ -36494,7 +36491,7 @@
           </w:tcPr>
           <w:p>
             <w:r>
-              <w:t>Confirmed by my approval</w:t>
+              <w:t>Approved</w:t>
             </w:r>
           </w:p>
         </w:tc>
@@ -36522,7 +36519,7 @@
           </w:tcPr>
           <w:p>
             <w:r>
-              <w:t>I confirm all-team sign-off of v0.11 on 2026-09-24; M1 review date 09/09/2026; approval recorded.</w:t>
+              <w:t>Approved. M1 review date 09/09/2026; team confirmation recorded 24/09/2026.</w:t>
             </w:r>
           </w:p>
         </w:tc>
@@ -36532,7 +36529,7 @@
           </w:tcPr>
           <w:p>
             <w:r>
-              <w:t>Confirmed by my approval</w:t>
+              <w:t>Approved</w:t>
             </w:r>
           </w:p>
         </w:tc>
@@ -36560,7 +36557,7 @@
           </w:tcPr>
           <w:p>
             <w:r>
-              <w:t>I confirm all-team sign-off of v0.11 on 2026-09-24; M1 review date 09/09/2026; approval recorded.</w:t>
+              <w:t>Approved. M1 review date 09/09/2026; team confirmation recorded 24/09/2026.</w:t>
             </w:r>
           </w:p>
         </w:tc>
@@ -36570,7 +36567,7 @@
           </w:tcPr>
           <w:p>
             <w:r>
-              <w:t>Confirmed by my approval</w:t>
+              <w:t>Approved</w:t>
             </w:r>
           </w:p>
         </w:tc>
@@ -36598,7 +36595,7 @@
           </w:tcPr>
           <w:p>
             <w:r>
-              <w:t>I confirm all-team sign-off of v0.11 on 2026-09-24; M1 review date 09/09/2026; approval recorded.</w:t>
+              <w:t>Approved. M1 review date 09/09/2026; team confirmation recorded 24/09/2026.</w:t>
             </w:r>
           </w:p>
         </w:tc>
@@ -36608,7 +36605,7 @@
           </w:tcPr>
           <w:p>
             <w:r>
-              <w:t>Confirmed by my approval</w:t>
+              <w:t>Approved</w:t>
             </w:r>
           </w:p>
         </w:tc>
@@ -36633,7 +36630,7 @@
           </w:tcPr>
           <w:p>
             <w:r>
-              <w:t>I confirm all-team sign-off of v0.11 on 2026-09-24; M1 review date 09/09/2026; approval recorded.</w:t>
+              <w:t>Approved. M1 review date 09/09/2026; team confirmation recorded 24/09/2026.</w:t>
             </w:r>
           </w:p>
         </w:tc>
@@ -36643,7 +36640,7 @@
           </w:tcPr>
           <w:p>
             <w:r>
-              <w:t>Confirmed by my approval</w:t>
+              <w:t>Approved</w:t>
             </w:r>
           </w:p>
         </w:tc>
@@ -36671,7 +36668,7 @@
           </w:tcPr>
           <w:p>
             <w:r>
-              <w:t>I confirm all-team sign-off of v0.11 on 2026-09-24; M1 review date 09/09/2026; approval recorded.</w:t>
+              <w:t>Approved. M1 review date 09/09/2026; team confirmation recorded 24/09/2026.</w:t>
             </w:r>
           </w:p>
         </w:tc>
@@ -36681,7 +36678,7 @@
           </w:tcPr>
           <w:p>
             <w:r>
-              <w:t>Confirmed by my approval</w:t>
+              <w:t>Approved</w:t>
             </w:r>
           </w:p>
         </w:tc>
@@ -36709,7 +36706,7 @@
           </w:tcPr>
           <w:p>
             <w:r>
-              <w:t>The returned v2.0 document is approved. I approve the v2.0.2 completion update; Section 38 and the retained logs provide actual initial product-path evidence.</w:t>
+              <w:t>M2 document and completion update: Approved. Sign-off date: 30/09/2026. Section 38 and the retained logs provide initial product-path evidence.</w:t>
             </w:r>
           </w:p>
         </w:tc>
@@ -36792,7 +36789,7 @@
           </w:tcPr>
           <w:p>
             <w:r>
-              <w:t>Confirmed by me</w:t>
+              <w:t>Approved</w:t>
             </w:r>
           </w:p>
         </w:tc>
@@ -36802,7 +36799,7 @@
           </w:tcPr>
           <w:p>
             <w:r>
-              <w:t>Supplied v2.0; individual M2 sign-off date not specified</w:t>
+              <w:t>30/09/2026; Approved</w:t>
             </w:r>
           </w:p>
         </w:tc>
@@ -36830,7 +36827,7 @@
           </w:tcPr>
           <w:p>
             <w:r>
-              <w:t>Confirmed by me</w:t>
+              <w:t>Approved</w:t>
             </w:r>
           </w:p>
         </w:tc>
@@ -36840,7 +36837,7 @@
           </w:tcPr>
           <w:p>
             <w:r>
-              <w:t>Supplied v2.0; individual M2 sign-off date not specified</w:t>
+              <w:t>30/09/2026; Approved</w:t>
             </w:r>
           </w:p>
         </w:tc>
@@ -36868,7 +36865,7 @@
           </w:tcPr>
           <w:p>
             <w:r>
-              <w:t>Confirmed by me</w:t>
+              <w:t>Approved</w:t>
             </w:r>
           </w:p>
         </w:tc>
@@ -36878,7 +36875,7 @@
           </w:tcPr>
           <w:p>
             <w:r>
-              <w:t>Supplied v2.0; individual M2 sign-off date not specified</w:t>
+              <w:t>30/09/2026; Approved</w:t>
             </w:r>
           </w:p>
         </w:tc>
@@ -36906,7 +36903,7 @@
           </w:tcPr>
           <w:p>
             <w:r>
-              <w:t>Confirmed by me</w:t>
+              <w:t>Approved</w:t>
             </w:r>
           </w:p>
         </w:tc>
@@ -36916,7 +36913,7 @@
           </w:tcPr>
           <w:p>
             <w:r>
-              <w:t>Supplied v2.0; individual M2 sign-off date not specified</w:t>
+              <w:t>30/09/2026; Approved</w:t>
             </w:r>
           </w:p>
         </w:tc>
@@ -36924,7 +36921,7 @@
     </w:tbl>
     <w:p>
       <w:r>
-        <w:t>AI-M2-001: I used Codex for M1/M2 comparison, integration records, RTM generation, traceability implementation and automated tests. I confirm approval of this material. The actual test results are retained with the implementation.</w:t>
+        <w:t>AI-M2-001: Codex was used for M1/M2 comparison, integration records, RTM generation, traceability implementation and automated tests. This material is approved. The actual test results are retained with the implementation.</w:t>
       </w:r>
     </w:p>
     <w:p>
@@ -36932,8 +36929,7 @@
         <w:pStyle w:val="Heading1"/>
       </w:pPr>
       <w:r>
-        <w:lastRenderedPageBreak/>
-        <w:t>35 Member 1 delivery and presentation</w:t>
+        <w:t>35 Delivery and Presentation</w:t>
       </w:r>
     </w:p>
     <w:tbl>
@@ -37001,7 +36997,7 @@
           </w:tcPr>
           <w:p>
             <w:r>
-              <w:t>Same source PED extended to v2.0.2; historical content and approved v2.0 source preserved. Member 1 documentation approved.</w:t>
+              <w:t>Same source PED extended to v2.0.2; historical content and approved v2.0 source preserved. documentation approved.</w:t>
             </w:r>
           </w:p>
         </w:tc>
@@ -37183,7 +37179,7 @@
     </w:tbl>
     <w:p>
       <w:r>
-        <w:t>Our approved PED now includes the executed initial product path. Later M2 application artefacts will be reconciled to these requirement IDs through the same controlled-change process. Independent reviews remain part of the GitHub merge process.</w:t>
+        <w:t>The approved PED now includes the executed initial product path. Later M2 application artefacts will be reconciled to these requirement IDs through the same controlled-change process. Independent reviews remain part of the GitHub merge process.</w:t>
       </w:r>
     </w:p>
     <w:p>
@@ -37196,12 +37192,12 @@
         <w:pStyle w:val="Heading1"/>
       </w:pPr>
       <w:r>
-        <w:t>36 Member 1 completion audit</w:t>
+        <w:t>36 Completion Audit</w:t>
       </w:r>
     </w:p>
     <w:p>
       <w:r>
-        <w:t>I approve the Member 1 completion update. The initial product path is now implemented and verified. The original approved PED remains preserved; all 20 baseline requirements are unchanged. The checklist below records concrete evidence for each responsibility.</w:t>
+        <w:t>The document is approved. The initial product path is implemented and verified, and all 20 baseline requirements are unchanged. The following audit summarises the deliverables and supporting evidence.</w:t>
       </w:r>
     </w:p>
     <w:tbl>
@@ -37605,7 +37601,7 @@
           </w:tcPr>
           <w:p>
             <w:r>
-              <w:t>Timed script, live commands, source navigation and defence answers. Member 1 delivers the assessed presentation personally.</w:t>
+              <w:t>Timed script, live commands, source navigation and defence answers. The assessed presentation follows the prepared script.</w:t>
             </w:r>
           </w:p>
         </w:tc>
@@ -37621,12 +37617,12 @@
     </w:p>
     <w:p>
       <w:r>
-        <w:t>CR-M2-05 changes document control and Member 1 tooling only. No scope, requirement text, priority, source or acceptance target changes. The validator now requires an Approved CR record identifying the exact old/new field values and a local approval-evidence file before permitting a baseline edit. The manifest command detects changed evidence bytes. Tests include bogus CR labels, mismatched approved changes, exact diff output and altered evidence. Actual results and commands are in evidence/verification.txt. These automated checks do not authenticate people or prove product behaviour.</w:t>
+        <w:t>CR-M2-05 changes document control and tooling only. No scope, requirement text, priority, source or acceptance target changes. The validator now requires an Approved CR record identifying the exact old/new field values and a local approval-evidence file before permitting a baseline edit. The manifest command detects changed evidence bytes. Tests include bogus CR labels, mismatched approved changes, exact diff output and altered evidence. Actual results and commands are in evidence/verification.txt. These automated checks do not authenticate people or prove product behaviour.</w:t>
       </w:r>
     </w:p>
     <w:p>
       <w:r>
-        <w:t>AI-M2-002: I used Codex to support this audit, reconcile the document, strengthen the traceability validator, run automated checks and prepare repository evidence. I approve the resulting Member 1 documentation. Automated results are retained in evidence/verification.txt. Independent GitHub reviews remain part of our normal merge process.</w:t>
+        <w:t>AI-M2-002: Codex was used to support this audit, reconcile the document, strengthen the traceability validator, run automated checks and prepare repository evidence. The resulting documentation is approved. Automated results are retained in evidence/verification.txt. Independent GitHub reviews remain part of the normal merge process.</w:t>
       </w:r>
     </w:p>
     <w:p>
@@ -37639,7 +37635,7 @@
     </w:p>
     <w:p>
       <w:r>
-        <w:t>I approve the following CivicConnect decisions based on our M1 baseline and Assignment 2. They are applied in the initial service path described in Section 38 and the RTM.</w:t>
+        <w:t>The following CivicConnect decisions based on the M1 baseline and Assignment 2 are approved. They are applied in the initial service path described in Section 38 and the RTM.</w:t>
       </w:r>
     </w:p>
     <w:p>
@@ -37769,7 +37765,7 @@
     </w:p>
     <w:p>
       <w:r>
-        <w:t>I implemented the missing initial application path to demonstrate the approved lifecycle, integrity and feedback decisions. This is Member 1 evidence, not an attribution of unreceived work to Members 2 to 4. The detailed trace is in Product_Trace.md and its machine-readable form is product_trace.json.</w:t>
+        <w:t>The initial application path demonstrates the approved lifecycle, integrity and feedback decisions. Product_Trace.md records the complete trace, with product_trace.json providing its machine-readable form.</w:t>
       </w:r>
     </w:p>
     <w:p>
@@ -37886,7 +37882,7 @@
     </w:p>
     <w:p>
       <w:r>
-        <w:t>35 automated tests passed: 20 lifecycle/persistence/access checks and 15 traceability checks. The separate-connection requester read after commit took 0.000924 seconds in the recorded local run. This is a local measurement, not deployed UI performance acceptance. Test and demo logs preserve the observed results.</w:t>
+        <w:t>35 Delivery and Presentation</w:t>
       </w:r>
     </w:p>
     <w:p>
@@ -37904,12 +37900,12 @@
     </w:p>
     <w:p>
       <w:r>
-        <w:t>ADR-M1-02 approves Python 3.12.14 and SQLite 3.53.1 for the executable reference slice. In-memory mocks were rejected because they cannot prove database commit/rollback. A web framework and hosted database were rejected for this initial Member 1 path because they would impose wider stack and deployment choices. Full application selection remains Member 4 work.</w:t>
+        <w:t>ADR-M1-02 approves Python 3.12.14 and SQLite 3.53.1 for the executable reference slice. In-memory mocks were rejected because they cannot prove database commit/rollback. A web framework and hosted database were rejected for this initial path because they would impose wider stack and deployment choices. Full application selection remains Technology work.</w:t>
       </w:r>
     </w:p>
     <w:p>
       <w:r>
-        <w:t>R-18: treating the reference slice as a production-ready application. Probability Medium; impact High; priority High; owner Member 1 with Member 4. Mitigation: label its authentication, UI, deployment and load limits, preserve In Development statuses and test any replacement application separately. Contingency: correct overclaims and reopen affected acceptance records. Status Active.</w:t>
+        <w:t>R-18: treating the reference slice as a production-ready application. Probability Medium; impact High; priority High; owner Traceability and technology leads. Mitigation: label its authentication, UI, deployment and load limits, preserve In Development statuses and test any replacement application separately. Contingency: correct overclaims and reopen affected acceptance records. Status Active.</w:t>
       </w:r>
     </w:p>
     <w:p>
@@ -37919,10 +37915,12 @@
     </w:p>
     <w:p>
       <w:r>
-        <w:t>AI-M2-003: I used Codex to implement the reference slice, its tests and this integration update. Actual test output is retained. I approve this Member 1 contribution; independent PR reviewers provide their own reviews.</w:t>
+        <w:t>AI-M2-003: Codex was used to implement the reference slice, its tests and this integration update. Actual test output is retained. This contribution is approved; independent PR reviewers provide their own reviews.</w:t>
       </w:r>
     </w:p>
     <w:sectPr>
+      <w:headerReference w:type="default" r:id="rId8"/>
+      <w:footerReference w:type="default" r:id="rId9"/>
       <w:pgSz w:w="16834" w:h="11909" w:orient="landscape"/>
       <w:pgMar w:top="936" w:right="936" w:bottom="936" w:left="936" w:header="720" w:footer="720" w:gutter="0"/>
       <w:cols w:space="720"/>
@@ -37930,6 +37928,26 @@
     </w:sectPr>
   </w:body>
 </w:document>
+</file>
+
+<file path=word/footer1.xml><?xml version="1.0" encoding="utf-8"?>
+<w:ftr xmlns:m="http://schemas.openxmlformats.org/officeDocument/2006/math" xmlns:mc="http://schemas.openxmlformats.org/markup-compatibility/2006" xmlns:mo="http://schemas.microsoft.com/office/mac/office/2008/main" xmlns:mv="urn:schemas-microsoft-com:mac:vml" xmlns:o="urn:schemas-microsoft-com:office:office" xmlns:r="http://schemas.openxmlformats.org/officeDocument/2006/relationships" xmlns:v="urn:schemas-microsoft-com:vml" xmlns:w10="urn:schemas-microsoft-com:office:word" xmlns:w14="http://schemas.microsoft.com/office/word/2010/wordml" xmlns:w="http://schemas.openxmlformats.org/wordprocessingml/2006/main" xmlns:wne="http://schemas.microsoft.com/office/word/2006/wordml" xmlns:wp14="http://schemas.microsoft.com/office/word/2010/wordprocessingDrawing" xmlns:wp="http://schemas.openxmlformats.org/drawingml/2006/wordprocessingDrawing" xmlns:wpc="http://schemas.microsoft.com/office/word/2010/wordprocessingCanvas" xmlns:wpg="http://schemas.microsoft.com/office/word/2010/wordprocessingGroup" xmlns:wpi="http://schemas.microsoft.com/office/word/2010/wordprocessingInk" xmlns:wps="http://schemas.microsoft.com/office/word/2010/wordprocessingShape" mc:Ignorable="w14 wp14">
+  <w:p>
+    <w:pPr>
+      <w:pStyle w:val="Footer"/>
+    </w:pPr>
+  </w:p>
+</w:ftr>
+</file>
+
+<file path=word/header1.xml><?xml version="1.0" encoding="utf-8"?>
+<w:hdr xmlns:m="http://schemas.openxmlformats.org/officeDocument/2006/math" xmlns:mc="http://schemas.openxmlformats.org/markup-compatibility/2006" xmlns:mo="http://schemas.microsoft.com/office/mac/office/2008/main" xmlns:mv="urn:schemas-microsoft-com:mac:vml" xmlns:o="urn:schemas-microsoft-com:office:office" xmlns:r="http://schemas.openxmlformats.org/officeDocument/2006/relationships" xmlns:v="urn:schemas-microsoft-com:vml" xmlns:w10="urn:schemas-microsoft-com:office:word" xmlns:w14="http://schemas.microsoft.com/office/word/2010/wordml" xmlns:w="http://schemas.openxmlformats.org/wordprocessingml/2006/main" xmlns:wne="http://schemas.microsoft.com/office/word/2006/wordml" xmlns:wp14="http://schemas.microsoft.com/office/word/2010/wordprocessingDrawing" xmlns:wp="http://schemas.openxmlformats.org/drawingml/2006/wordprocessingDrawing" xmlns:wpc="http://schemas.microsoft.com/office/word/2010/wordprocessingCanvas" xmlns:wpg="http://schemas.microsoft.com/office/word/2010/wordprocessingGroup" xmlns:wpi="http://schemas.microsoft.com/office/word/2010/wordprocessingInk" xmlns:wps="http://schemas.microsoft.com/office/word/2010/wordprocessingShape" mc:Ignorable="w14 wp14">
+  <w:p>
+    <w:pPr>
+      <w:pStyle w:val="Header"/>
+    </w:pPr>
+  </w:p>
+</w:hdr>
 </file>
 
 <file path=word/numbering.xml><?xml version="1.0" encoding="utf-8"?>

--- a/docs/member1_m2/CivicConnect_PED_v2.0_Member1.docx
+++ b/docs/member1_m2/CivicConnect_PED_v2.0_Member1.docx
@@ -25478,10 +25478,7 @@
           </w:tcPr>
           <w:p>
             <w:r>
-              <w:rPr>
-                <w:sz w:val="20"/>
-              </w:rPr>
-              <w:t>the architecture, data and technology workstreams propose replacement ADRs for EDL-005/006; retain EDL-007 external feedback deferral. Evaluate costs, compatibility and data integrity before approval.</w:t>
+              <w:t>The architecture, data and technology workstreams propose replacement ADRs for EDL-005/006; retain EDL-007 external feedback deferral. Evaluate costs, compatibility and data integrity before approval.</w:t>
             </w:r>
           </w:p>
         </w:tc>
@@ -25491,7 +25488,7 @@
           </w:tcPr>
           <w:p>
             <w:r>
-              <w:t>the architecture, data and technology workstreams; See consolidated member handover</w:t>
+              <w:t>The architecture, data and technology workstreams; See consolidated member handover</w:t>
             </w:r>
           </w:p>
         </w:tc>
@@ -25843,10 +25840,7 @@
           </w:tcPr>
           <w:p>
             <w:r>
-              <w:rPr>
-                <w:sz w:val="20"/>
-              </w:rPr>
-              <w:t>the architecture and data workstreams specify ownership checks, least privilege and minimised test data. Use synthetic citizens for tests; determine applicable data-handling obligations with the project authority.</w:t>
+              <w:t>The architecture and data workstreams specify ownership checks, least privilege and minimised test data. Use synthetic citizens for tests; determine applicable data-handling obligations with the project authority.</w:t>
             </w:r>
           </w:p>
         </w:tc>
@@ -25926,10 +25920,7 @@
           </w:tcPr>
           <w:p>
             <w:r>
-              <w:rPr>
-                <w:sz w:val="20"/>
-              </w:rPr>
-              <w:t>Rating and owner</w:t>
+              <w:t>Rating owner and status</w:t>
             </w:r>
           </w:p>
         </w:tc>
@@ -25967,10 +25958,7 @@
           </w:tcPr>
           <w:p>
             <w:r>
-              <w:rPr>
-                <w:sz w:val="20"/>
-              </w:rPr>
-              <w:t>High/High; High priority; Traceability / technology</w:t>
+              <w:t>High/High; High priority; Traceability / technology; Active</w:t>
             </w:r>
           </w:p>
         </w:tc>
@@ -26008,10 +25996,7 @@
           </w:tcPr>
           <w:p>
             <w:r>
-              <w:rPr>
-                <w:sz w:val="20"/>
-              </w:rPr>
-              <w:t>Medium/High; High priority; Traceability / architecture</w:t>
+              <w:t>Medium/High; High priority; Traceability / architecture; Active</w:t>
             </w:r>
           </w:p>
         </w:tc>
@@ -26052,10 +26037,7 @@
           </w:tcPr>
           <w:p>
             <w:r>
-              <w:rPr>
-                <w:sz w:val="20"/>
-              </w:rPr>
-              <w:t>Medium/High; High priority; Data</w:t>
+              <w:t>Medium/High; High priority; Data; Active</w:t>
             </w:r>
           </w:p>
         </w:tc>
@@ -26096,10 +26078,7 @@
           </w:tcPr>
           <w:p>
             <w:r>
-              <w:rPr>
-                <w:sz w:val="20"/>
-              </w:rPr>
-              <w:t>Medium/High; High priority; Technology</w:t>
+              <w:t>Medium/High; High priority; Technology; Active</w:t>
             </w:r>
           </w:p>
         </w:tc>
@@ -26140,10 +26119,7 @@
           </w:tcPr>
           <w:p>
             <w:r>
-              <w:rPr>
-                <w:sz w:val="20"/>
-              </w:rPr>
-              <w:t>Medium/High; High priority; All; M1 tracks</w:t>
+              <w:t>Medium/High; High priority; Team; traceability coordination; Active</w:t>
             </w:r>
           </w:p>
         </w:tc>
@@ -26184,10 +26160,7 @@
           </w:tcPr>
           <w:p>
             <w:r>
-              <w:rPr>
-                <w:sz w:val="20"/>
-              </w:rPr>
-              <w:t>Medium/High; High priority; the data and technology workstreams</w:t>
+              <w:t>Medium/High; High priority; the data and technology workstreams; Active</w:t>
             </w:r>
           </w:p>
         </w:tc>
@@ -26228,10 +26201,7 @@
           </w:tcPr>
           <w:p>
             <w:r>
-              <w:rPr>
-                <w:sz w:val="20"/>
-              </w:rPr>
-              <w:t>Medium/Medium; Medium priority; the architecture and data workstreams</w:t>
+              <w:t>Medium/Medium; Medium priority; the architecture and data workstreams; Active</w:t>
             </w:r>
           </w:p>
         </w:tc>
@@ -26272,10 +26242,7 @@
           </w:tcPr>
           <w:p>
             <w:r>
-              <w:rPr>
-                <w:sz w:val="20"/>
-              </w:rPr>
-              <w:t>Medium/High; High priority; Traceability</w:t>
+              <w:t>Medium/High; High priority; Traceability; Active</w:t>
             </w:r>
           </w:p>
         </w:tc>
@@ -36997,7 +36964,7 @@
           </w:tcPr>
           <w:p>
             <w:r>
-              <w:t>Same source PED extended to v2.0.2; historical content and approved v2.0 source preserved. documentation approved.</w:t>
+              <w:t>Same source PED extended to v2.0.2; historical content and approved v2.0 source preserved. Documentation approved.</w:t>
             </w:r>
           </w:p>
         </w:tc>
@@ -37521,7 +37488,7 @@
           </w:tcPr>
           <w:p>
             <w:r>
-              <w:t>Complete for available member evidence</w:t>
+              <w:t>Available evidence reconciled; final integration outstanding</w:t>
             </w:r>
           </w:p>
         </w:tc>
@@ -37531,7 +37498,7 @@
           </w:tcPr>
           <w:p>
             <w:r>
-              <w:t>M1/A2 contributions reconciled to ADR-M2-01/02/03/04, actual source and RTM. Later M2 submissions remain normal team integration work.</w:t>
+              <w:t>M1/A2 contributions reconciled to ADR-M2-01/02/03/04, actual source and RTM. Final architecture, data and technology submissions must be reconciled with PED, RTM and ADR records when received.</w:t>
             </w:r>
           </w:p>
         </w:tc>
@@ -37556,7 +37523,7 @@
           </w:tcPr>
           <w:p>
             <w:r>
-              <w:t>Implemented; publication tracked in Governance.md</w:t>
+              <w:t>Implemented and published for review</w:t>
             </w:r>
           </w:p>
         </w:tc>
@@ -37566,7 +37533,7 @@
           </w:tcPr>
           <w:p>
             <w:r>
-              <w:t>Real branch/commits; 35 tests; actual issue/PR links recorded when published. Independent reviews are performed by the reviewers.</w:t>
+              <w:t>Real branch/commits; 35 tests; issue #8 and PR #9 published; links retained in Governance.md. Independent reviews are performed by the reviewers.</w:t>
             </w:r>
           </w:p>
         </w:tc>
@@ -37882,7 +37849,7 @@
     </w:p>
     <w:p>
       <w:r>
-        <w:t>35 Delivery and Presentation</w:t>
+        <w:t>Verification passed: 20 lifecycle tests and 15 traceability tests. The executed demo confirms atomic status and history persistence followed by a separate-connection owner history read. Retained results are recorded in evidence/verification.txt and evidence/product_demo.json.</w:t>
       </w:r>
     </w:p>
     <w:p>
